--- a/themes/theme-5/theme 5 draft (pravka).docx
+++ b/themes/theme-5/theme 5 draft (pravka).docx
@@ -2,7 +2,7 @@
 <file path=word/document.xml><?xml version="1.0" encoding="utf-8"?>
 <w:document xmlns:w="http://schemas.openxmlformats.org/wordprocessingml/2006/main" xmlns:m="http://schemas.openxmlformats.org/officeDocument/2006/math" xmlns:r="http://schemas.openxmlformats.org/officeDocument/2006/relationships" xmlns:o="urn:schemas-microsoft-com:office:office" xmlns:v="urn:schemas-microsoft-com:vml" xmlns:w10="urn:schemas-microsoft-com:office:word" xmlns:a="http://schemas.openxmlformats.org/drawingml/2006/main" xmlns:pic="http://schemas.openxmlformats.org/drawingml/2006/picture" xmlns:wp="http://schemas.openxmlformats.org/drawingml/2006/wordprocessingDrawing">
   <w:body>
-    <w:bookmarkStart w:id="111" w:name="Xeacbc06c9cbf3cbd141b473f57c99c08aa89168"/>
+    <w:bookmarkStart w:id="152" w:name="Xeacbc06c9cbf3cbd141b473f57c99c08aa89168"/>
     <w:p>
       <w:pPr>
         <w:pStyle w:val="Heading1"/>
@@ -982,6 +982,7 @@
       <w:r>
         <w:rPr>
           <w:rStyle w:val="VerbatimChar"/>
+          <w:highlight w:val="yellow"/>
         </w:rPr>
         <w:t xml:space="preserve">[ПРОВЕРИТЬ] барьерное средство для складок — пример «паста с оксидом цинка» внесён 22.09.2026 по DermNet (Intertrigo): «Zinc oxide paste can be used for napkin dermatitis or incontinence-associated irritant contact dermatitis». Источник называет пасту для раздражения кожи от влаги, но не для складок у беременных прямо. Требуется подтверждение врача-рецензента.</w:t>
       </w:r>
@@ -1251,6 +1252,7 @@
       <w:r>
         <w:rPr>
           <w:rStyle w:val="VerbatimChar"/>
+          <w:highlight w:val="yellow"/>
         </w:rPr>
         <w:t xml:space="preserve">[ПРОВЕРИТЬ] сверка выполнена 15.09.2026 по первичным документам; расхождение подтверждено и требует решения врача-рецензента. КР «Внутрипеченочный холестаз при беременности» (Минздрав России, 2024, ID 289, пересмотр не позднее 2026), дословно: «По данным разных исследований, в группе пациенток с уровнем общих желчных кислот &gt; 100 мкмоль/л внутриутробная гибель плода встречалась в 10-15% случаев и чаще всего - после 37 недель» — уровень убедительности рекомендаций С, уровень достоверности доказательств 5. Ovadia C. et al., Lancet, 2019;393:899–909, DOI 10.1016/S0140-6736(18)31877-4, дословно: «18 (3·44%; 2·05–5·37) of 524 cases for bile acids of 100 µmol/L or more». Три порога тяжести сверены дословно и совпадают. В текст внесены оба числа с указанием происхождения каждого. Требуется решение: оставить оба, оставить одно или переформулировать. Зарегистрировано — DISPUTED-CLAIMS, строка 17.</w:t>
       </w:r>
@@ -1262,6 +1264,7 @@
       <w:r>
         <w:rPr>
           <w:rStyle w:val="VerbatimChar"/>
+          <w:highlight w:val="yellow"/>
         </w:rPr>
         <w:t xml:space="preserve">[ПРОВЕРИТЬ] сроки родоразрешения (40 / 38–39 / 35–36 недель) внесены в текст 15.09.2026; в исходном варианте главы их не было. Дословно из того же документа: «не рекомендовано пролонгирование беременности более 40 недель»; «родоразрешение в 38-39 недель для беременных с умеренным течением ВХБ … и отсутствием других факторов риска»; «родоразрешение в 35-36 недель для беременных с тяжелым течением ВХБ». Уровень убедительности С, достоверности 5. Требуется подтверждение врача-рецензента, что эти сроки уместно давать читательнице.</w:t>
       </w:r>
@@ -1273,6 +1276,7 @@
       <w:r>
         <w:rPr>
           <w:rStyle w:val="VerbatimChar"/>
+          <w:highlight w:val="yellow"/>
         </w:rPr>
         <w:t xml:space="preserve">[ПРОВЕРИТЬ] знак у верхнего порога. Российский документ пишет «&gt; 100» (строго больше), текст главы — «100 мкмоль/л и выше», вслед за Ovadia («100 µmol/L or more»). Значение ровно 100 по букве российского документа не попадает ни в умеренную группу, ни в тяжёлую. Решение врача-рецензента.</w:t>
       </w:r>
@@ -1331,6 +1335,9 @@
         <w:pStyle w:val="BodyText"/>
       </w:pPr>
       <w:r>
+        <w:rPr>
+          <w:highlight w:val="yellow"/>
+        </w:rPr>
         <w:t xml:space="preserve">[ПРОВЕРИТЬ] интервал повторного анализа (каждые одну-две недели) </w:t>
       </w:r>
       <w:r>
@@ -1367,7 +1374,7 @@
         <w:t>Первичный документ RCOG и КР РФ 2024 по этому вопросу не сверены.</w:t>
       </w:r>
       <w:r>
-        <w:t>Первичный документ RCOG недоступен для машинной проверки (20.10.2026).</w:t>
+        <w:t>Первичный документ RCOG недоступен для машинной проверки (20.10.2026);</w:t>
       </w:r>
       <w:r>
         <w:t xml:space="preserve"> </w:t>
@@ -1380,23 +1387,24 @@
         <w:t>Требуется подтверждение врача-рецензента.</w:t>
       </w:r>
       <w:r>
-        <w:t>КР РФ 2024 этот случай (зуд при нормальном анализе) не разбирают: они задают повтор через неделю после начала лечения и затем индивидуально. Вопрос врачу-рецензенту.</w:t>
-      </w:r>
-    </w:p>
-    <w:p>
-      <w:pPr>
-        <w:pStyle w:val="BodyText"/>
-      </w:pPr>
-      <w:r>
-        <w:rPr>
-          <w:rStyle w:val="VerbatimChar"/>
-        </w:rPr>
-        <w:t xml:space="preserve">[ОТ РЕДАКТОРА: замечание о размытой привязке закрыто частично — 15.09.2026. По разделу о холестазе теги расставлены поимённо: шкала тяжести и сроки родоразрешения отнесены к КР РФ 2024, числа по мертворождению — к Ovadia C. et al., Lancet, 2019, и к КР РФ 2024 по отдельности. Прежний общий тег «Клинические рекомендации РФ, 2024, RCOG» под этим абзацем оставлен дословно. Остальное замечание в силе: по главе 27 тегов вида «RCOG» называют организацию, а не документ, и в итоговом списке два источника NHS и два RCOG, которые теги не различают. Сквозная нумерация источников по главе требует решения автора.]</w:t>
+        <w:t>информация RCOG для пациенток (обновлена в апреле 2026) пишет: анализы «обычно повторяют через неделю», а при сохраняющемся зуде — повторяют без указания срока. КР РФ 2024 этот случай (зуд при нормальном анализе) не разбирают: они задают повтор через неделю после начала лечения и затем индивидуально. Вопрос врачу-рецензенту.</w:t>
       </w:r>
     </w:p>
     <w:bookmarkEnd w:id="34"/>
     <w:bookmarkEnd w:id="35"/>
     <w:bookmarkStart w:id="39" w:name="Xdbf57c71843096f45ed86ad929073ac3e63c96b"/>
+    <w:p>
+      <w:pPr>
+        <w:pStyle w:val="Heading2"/>
+      </w:pPr>
+      <w:r>
+        <w:rPr>
+          <w:strike/>
+          <w:color w:val="C00000"/>
+        </w:rPr>
+        <w:t>[ОТ РЕДАКТОРА: замечание о размытой привязке закрыто частично — 15.09.2026. По разделу о холестазе теги расставлены поимённо: шкала тяжести и сроки родоразрешения отнесены к КР РФ 2024, числа по мертворождению — к Ovadia C. et al., Lancet, 2019, и к КР РФ 2024 по отдельности. Прежний общий тег «Клинические рекомендации РФ, 2024, RCOG» под этим абзацем оставлен дословно. Остальное замечание в силе: по главе 27 тегов вида «RCOG» называют организацию, а не документ, и в итоговом списке два источника NHS и два RCOG, которые теги не различают. Сквозная нумерация источников по главе требует решения автора.]</w:t>
+      </w:r>
+    </w:p>
     <w:p>
       <w:pPr>
         <w:pStyle w:val="Heading2"/>
@@ -1848,6 +1856,7 @@
       <w:r>
         <w:rPr>
           <w:rStyle w:val="VerbatimChar"/>
+          <w:highlight w:val="yellow"/>
         </w:rPr>
         <w:t xml:space="preserve">[ПРОВЕРИТЬ] статус бензоилпероксида при беременности: американские дерматологические рекомендации допускают недолгое применение после консультации, российская инструкция к препаратам формулирует строже — «только в случае крайней необходимости», категория FDA C. Формулировку для книги должен выбрать врач-консультант.</w:t>
       </w:r>
@@ -1867,6 +1876,7 @@
       <w:r>
         <w:rPr>
           <w:rStyle w:val="VerbatimChar"/>
+          <w:highlight w:val="yellow"/>
         </w:rPr>
         <w:t xml:space="preserve">[ПРОВЕРИТЬ] порог «больше 2 %» для салициловой кислоты в исходном варианте главы стоял без источника; целевой поиск подтверждения не дал, и число заменено признаком без числа — 15.09.2026. Если у врача-рецензента есть документ, задающий концентрационный порог, число возвращается.</w:t>
       </w:r>
@@ -1878,6 +1888,7 @@
       <w:r>
         <w:rPr>
           <w:rStyle w:val="VerbatimChar"/>
+          <w:highlight w:val="yellow"/>
         </w:rPr>
         <w:t xml:space="preserve">[ПРОВЕРИТЬ] статус бензоила пероксида — дополнение к пометке выше, 15.09.2026. Российский источник по акне, прямо говорящий о беременности, существует: Акне. Клинические рекомендации. Российское общество дерматовенерологов и косметологов, 2015. В них бензоила пероксид отнесён к схемам для планирующих беременность, а не для беременных; по азелаиновой кислоте сказано дословно: «Местного применения азелаиновой кислоты (15% и 20%) побочных действий препарата не отмечалось». Срок пересмотра документа (3 года) истёк. Дословная запись РЛС по бензоила пероксиду: «При беременности назначают только в случае крайней необходимости. Категория действия на плод по FDA — C». Расхождение с Темой 7, которая приводит перечень американской коллегии, зарегистрировано — DISPUTED-CLAIMS, строка 18.</w:t>
       </w:r>
@@ -2171,6 +2182,7 @@
         <w:rPr>
           <w:strike/>
           <w:color w:val="C00000"/>
+          <w:highlight w:val="yellow"/>
         </w:rPr>
         <w:t>[ПРОВЕРИТЬ] отхождение слизистой пробки: запрещает ли оно ванну, в источниках прямо не сказано. Вопрос врачу-консультанту.</w:t>
       </w:r>
@@ -4387,7 +4399,7 @@
       </w:r>
     </w:p>
     <w:bookmarkEnd w:id="109"/>
-    <w:bookmarkStart w:id="110" w:name="клинические-и-научные-источники"/>
+    <w:bookmarkStart w:id="151" w:name="клинические-и-научные-источники"/>
     <w:p>
       <w:pPr>
         <w:pStyle w:val="Heading2"/>
@@ -4401,347 +4413,1384 @@
         <w:pStyle w:val="FirstParagraph"/>
       </w:pPr>
       <w:r>
-        <w:t xml:space="preserve">Ниже приведены источники, использованные при медицинской проверке главы.</w:t>
-      </w:r>
-    </w:p>
-    <w:p>
-      <w:pPr>
-        <w:pStyle w:val="BodyText"/>
-      </w:pPr>
-      <w:r>
-        <w:t xml:space="preserve">RCOG (Королевская коллегия акушеров и гинекологов, Великобритания) — Intrahepatic cholestasis of pregnancy.</w:t>
-      </w:r>
-    </w:p>
-    <w:p>
-      <w:pPr>
-        <w:pStyle w:val="BodyText"/>
-      </w:pPr>
-      <w:r>
-        <w:t xml:space="preserve">Клинические рекомендации РФ, 2024 — Внутрипеченочный холестаз при беременности (Минздрав России, ID рубрикатора 289, пересмотр не позднее 2026).</w:t>
-      </w:r>
-    </w:p>
-    <w:p>
-      <w:pPr>
-        <w:pStyle w:val="BodyText"/>
-      </w:pPr>
-      <w:r>
-        <w:t xml:space="preserve">Ovadia C., Seed P.T., Sklavounos A. et al. Association of adverse perinatal outcomes of intrahepatic cholestasis of pregnancy with biochemical markers: results of aggregate and individual patient data meta-analyses. Lancet, 2019;393:899–909, DOI 10.1016/S0140-6736(18)31877-4.</w:t>
-      </w:r>
-    </w:p>
-    <w:p>
-      <w:pPr>
-        <w:pStyle w:val="BodyText"/>
-      </w:pPr>
-      <w:r>
-        <w:t xml:space="preserve">Акне. Клинические рекомендации. Российское общество дерматовенерологов и косметологов, 2015 — раздел о лечении при беременности и лактации; срок пересмотра истёк.</w:t>
-      </w:r>
-    </w:p>
-    <w:p>
-      <w:pPr>
-        <w:pStyle w:val="BodyText"/>
-      </w:pPr>
-      <w:r>
-        <w:t xml:space="preserve">Cochrane — Topical preparations for preventing stretch marks in pregnancy.</w:t>
-      </w:r>
-    </w:p>
-    <w:p>
-      <w:pPr>
-        <w:pStyle w:val="BodyText"/>
-      </w:pPr>
-      <w:r>
-        <w:t xml:space="preserve">American Academy of Dermatology — Acne treatment during pregnancy.</w:t>
-      </w:r>
-    </w:p>
-    <w:p>
-      <w:pPr>
-        <w:pStyle w:val="BodyText"/>
-      </w:pPr>
-      <w:r>
-        <w:t xml:space="preserve">EMA (Европейское агентство лекарственных средств) — Updated measures for pregnancy prevention during retinoid use.</w:t>
-      </w:r>
-    </w:p>
-    <w:p>
-      <w:pPr>
-        <w:pStyle w:val="BodyText"/>
-      </w:pPr>
-      <w:r>
-        <w:t xml:space="preserve">UKTIS (Британская служба информации о тератогенах) — Use of tretinoin in pregnancy.</w:t>
-      </w:r>
-    </w:p>
-    <w:p>
-      <w:pPr>
-        <w:pStyle w:val="BodyText"/>
-      </w:pPr>
-      <w:r>
-        <w:t xml:space="preserve">MotherToBaby — Fever/Hyperthermia.</w:t>
-      </w:r>
-    </w:p>
-    <w:p>
-      <w:pPr>
-        <w:pStyle w:val="BodyText"/>
-      </w:pPr>
-      <w:r>
-        <w:t xml:space="preserve">NHS (Национальная служба здравоохранения Великобритании) — Using hair dye in pregnancy.</w:t>
-      </w:r>
-    </w:p>
-    <w:p>
-      <w:pPr>
-        <w:pStyle w:val="BodyText"/>
-      </w:pPr>
-      <w:r>
-        <w:t xml:space="preserve">Trivedi M. K., Kroumpouzos G., Murase J. E. A review of the safety of cosmetic procedures during pregnancy and lactation. International Journal of Women’s Dermatology, 2017.</w:t>
-      </w:r>
-    </w:p>
-    <w:p>
-      <w:pPr>
-        <w:pStyle w:val="BodyText"/>
-      </w:pPr>
-      <w:r>
-        <w:t xml:space="preserve">ВОЗ — Бактериальный вагиноз.</w:t>
-      </w:r>
-    </w:p>
-    <w:p>
-      <w:pPr>
-        <w:pStyle w:val="BodyText"/>
-      </w:pPr>
-      <w:r>
-        <w:t xml:space="preserve">NHS — Vaginal discharge in pregnancy.</w:t>
-      </w:r>
-    </w:p>
-    <w:p>
-      <w:pPr>
-        <w:pStyle w:val="BodyText"/>
-      </w:pPr>
-      <w:r>
-        <w:t xml:space="preserve">RCOG — When your waters break prematurely.</w:t>
-      </w:r>
-    </w:p>
-    <w:p>
-      <w:pPr>
-        <w:pStyle w:val="BodyText"/>
-      </w:pPr>
-      <w:r>
-        <w:t xml:space="preserve">FDA (Управление по контролю за продуктами и лекарствами США) — Risks of relying on rupture-of-membranes tests without clinical assessment.</w:t>
-      </w:r>
-    </w:p>
-    <w:p>
-      <w:pPr>
-        <w:pStyle w:val="BodyText"/>
-      </w:pPr>
-      <w:r>
-        <w:t xml:space="preserve">DermNet — Intertrigo.</w:t>
-      </w:r>
-    </w:p>
-    <w:p>
-      <w:pPr>
-        <w:pStyle w:val="BodyText"/>
-      </w:pPr>
-      <w:r>
-        <w:t xml:space="preserve">DermNet — Melasma.</w:t>
-      </w:r>
-    </w:p>
-    <w:p>
-      <w:pPr>
-        <w:pStyle w:val="BodyText"/>
-      </w:pPr>
-      <w:r>
-        <w:t xml:space="preserve">American Academy of Dermatology — Melasma: overview and self-care.</w:t>
-      </w:r>
-    </w:p>
-    <w:p>
-      <w:pPr>
-        <w:pStyle w:val="BodyText"/>
-      </w:pPr>
-      <w:r>
-        <w:t xml:space="preserve">American Academy of Dermatology — Melanoma during pregnancy.</w:t>
-      </w:r>
-    </w:p>
-    <w:p>
-      <w:pPr>
-        <w:pStyle w:val="BodyText"/>
-      </w:pPr>
-      <w:r>
-        <w:t xml:space="preserve">American Academy of Dermatology — Hair loss in new moms.</w:t>
-      </w:r>
-    </w:p>
-    <w:p>
-      <w:pPr>
-        <w:pStyle w:val="BodyText"/>
-      </w:pPr>
-      <w:r>
-        <w:t xml:space="preserve">MotherToBaby — Topical acne treatments.</w:t>
-      </w:r>
-    </w:p>
-    <w:p>
-      <w:pPr>
-        <w:pStyle w:val="BodyText"/>
-      </w:pPr>
-      <w:r>
-        <w:t xml:space="preserve">MotherToBaby — Hair treatments.</w:t>
-      </w:r>
-    </w:p>
-    <w:p>
-      <w:pPr>
-        <w:pStyle w:val="BodyText"/>
-      </w:pPr>
-      <w:r>
-        <w:t xml:space="preserve">NCT — Maternity bras and nursing bras.</w:t>
-      </w:r>
-    </w:p>
-    <w:p>
-      <w:pPr>
-        <w:pStyle w:val="BodyText"/>
-      </w:pPr>
-      <w:r>
-        <w:t xml:space="preserve">Victorian Breastfeeding Guidelines. Department of Education and Early Childhood Development, Victoria (Австралия), 2014.</w:t>
-      </w:r>
-    </w:p>
-    <w:p>
-      <w:pPr>
-        <w:pStyle w:val="BodyText"/>
-      </w:pPr>
-      <w:r>
-        <w:t xml:space="preserve">NHS — Signs that labour has begun.</w:t>
-      </w:r>
-    </w:p>
-    <w:p>
-      <w:pPr>
-        <w:pStyle w:val="BodyText"/>
-      </w:pPr>
-      <w:r>
-        <w:t xml:space="preserve">РЛС — Азелаиновая кислота; бензоила пероксид; салициловая кислота.</w:t>
-      </w:r>
-    </w:p>
-    <w:p>
-      <w:pPr>
-        <w:pStyle w:val="BodyText"/>
-      </w:pPr>
-      <w:r>
-        <w:t xml:space="preserve">Видаль — Бензоила пероксид: аналоги и комбинированные препараты.</w:t>
-      </w:r>
-    </w:p>
-    <w:p>
-      <w:pPr>
-        <w:pStyle w:val="BodyText"/>
-      </w:pPr>
-      <w:r>
-        <w:t xml:space="preserve">RCOG — Intrahepatic cholestasis of pregnancy: информация для пациенток.</w:t>
-      </w:r>
-    </w:p>
-    <w:p>
-      <w:pPr>
-        <w:pStyle w:val="BodyText"/>
-      </w:pPr>
-      <w:r>
-        <w:t xml:space="preserve">CUH NHS — Ruptured membranes after 37 weeks of pregnancy.</w:t>
-      </w:r>
-    </w:p>
-    <w:p>
-      <w:pPr>
-        <w:pStyle w:val="BodyText"/>
-      </w:pPr>
-      <w:r>
-        <w:t xml:space="preserve">British Association of Dermatologists — Care of vulval skin.</w:t>
-      </w:r>
-    </w:p>
-    <w:p>
-      <w:pPr>
-        <w:pStyle w:val="BodyText"/>
-      </w:pPr>
-      <w:r>
-        <w:t xml:space="preserve">Leeds Teaching Hospitals NHS Trust — Vulval care advice.</w:t>
-      </w:r>
-    </w:p>
-    <w:p>
-      <w:pPr>
-        <w:pStyle w:val="BodyText"/>
-      </w:pPr>
-      <w:r>
-        <w:t xml:space="preserve">American Academy of Dermatology — How to apply sunscreen.</w:t>
-      </w:r>
-    </w:p>
-    <w:p>
-      <w:pPr>
-        <w:pStyle w:val="BodyText"/>
-      </w:pPr>
-      <w:r>
-        <w:t xml:space="preserve">UKTIS / BUMPS — Sunbeds/tanning booths (2016).</w:t>
-      </w:r>
-    </w:p>
-    <w:p>
-      <w:pPr>
-        <w:pStyle w:val="BodyText"/>
-      </w:pPr>
-      <w:r>
-        <w:t xml:space="preserve">NHS — Thrush.</w:t>
-      </w:r>
-    </w:p>
-    <w:p>
-      <w:pPr>
-        <w:pStyle w:val="BodyText"/>
-      </w:pPr>
-      <w:r>
-        <w:t xml:space="preserve">NHS — Urinary tract infections (UTIs).</w:t>
-      </w:r>
-    </w:p>
-    <w:p>
-      <w:pPr>
-        <w:pStyle w:val="BodyText"/>
-      </w:pPr>
-      <w:r>
-        <w:t xml:space="preserve">NHS — Itching and intrahepatic cholestasis of pregnancy.</w:t>
-      </w:r>
-    </w:p>
-    <w:p>
-      <w:pPr>
-        <w:pStyle w:val="BodyText"/>
-      </w:pPr>
-      <w:r>
-        <w:t xml:space="preserve">NHS — Cellulitis.</w:t>
-      </w:r>
-    </w:p>
-    <w:p>
-      <w:pPr>
-        <w:pStyle w:val="BodyText"/>
-      </w:pPr>
-      <w:r>
-        <w:t xml:space="preserve">NHS — Breast lumps; Moles; Mastitis.</w:t>
-      </w:r>
-    </w:p>
-    <w:p>
-      <w:pPr>
-        <w:pStyle w:val="BodyText"/>
-      </w:pPr>
-      <w:r>
-        <w:t xml:space="preserve">Tommy’s — Intrahepatic cholestasis of pregnancy (со ссылкой на RCOG Green-top Guideline No. 43, 2022).</w:t>
-      </w:r>
-    </w:p>
-    <w:p>
-      <w:pPr>
-        <w:pStyle w:val="BodyText"/>
-      </w:pPr>
-      <w:r>
-        <w:t xml:space="preserve">MotherToBaby — Nailing down the facts: nail treatment safety in pregnancy (Al Romeo, 02.01.2025).</w:t>
-      </w:r>
-    </w:p>
-    <w:p>
-      <w:pPr>
-        <w:pStyle w:val="BodyText"/>
-      </w:pPr>
-      <w:r>
-        <w:t xml:space="preserve">MotherToBaby — Topical acne treatments (01.02.2026): не наносить на сосок и ареолу при кормлении грудью.</w:t>
-      </w:r>
-    </w:p>
-    <w:p>
-      <w:pPr>
-        <w:pStyle w:val="BodyText"/>
-      </w:pPr>
-      <w:r>
-        <w:t xml:space="preserve">NHS 111 Wales — Hirsutism (обновлено 13.11.2025): поводы для срочной записи к врачу.</w:t>
-      </w:r>
-    </w:p>
-    <w:bookmarkEnd w:id="110"/>
-    <w:bookmarkEnd w:id="111"/>
+        <w:t xml:space="preserve">Список сгруппирован по разделам главы. Каждая запись устроена одинаково: сначала источник — название кликабельно, — затем после тире то, какое именно утверждение главы на нём стоит. Курсивом добавлены оговорки: где документ недоступен напрямую, где сверка не доводилась до первоисточника, где данные в прежней версии списка были указаны неверно. Все ссылки проверены 20.10.2026.</w:t>
+      </w:r>
+    </w:p>
+    <w:p>
+      <w:pPr>
+        <w:pStyle w:val="BodyText"/>
+      </w:pPr>
+      <w:r>
+        <w:rPr>
+          <w:bCs/>
+          <w:b/>
+        </w:rPr>
+        <w:t xml:space="preserve">Кожа при беременности: почему она меняется и что с этим делать</w:t>
+      </w:r>
+    </w:p>
+    <w:p>
+      <w:pPr>
+        <w:numPr>
+          <w:ilvl w:val="0"/>
+          <w:numId w:val="1008"/>
+        </w:numPr>
+        <w:pStyle w:val="Compact"/>
+      </w:pPr>
+      <w:r>
+        <w:t xml:space="preserve">American Academy of Dermatology.</w:t>
+      </w:r>
+      <w:r>
+        <w:t xml:space="preserve"> </w:t>
+      </w:r>
+      <w:hyperlink r:id="rId110">
+        <w:r>
+          <w:rPr>
+            <w:rStyle w:val="Hyperlink"/>
+          </w:rPr>
+          <w:t xml:space="preserve">Melasma: Overview</w:t>
+        </w:r>
+      </w:hyperlink>
+      <w:r>
+        <w:t xml:space="preserve">. Обновлено 15.02.2022 — мелазму во время беременности обычно не лечат, у части женщин пятна бледнеют после родов; защита от солнца каждый день (5.1, 5.4).</w:t>
+      </w:r>
+    </w:p>
+    <w:p>
+      <w:pPr>
+        <w:numPr>
+          <w:ilvl w:val="0"/>
+          <w:numId w:val="1008"/>
+        </w:numPr>
+        <w:pStyle w:val="Compact"/>
+      </w:pPr>
+      <w:r>
+        <w:t xml:space="preserve">American Academy of Dermatology.</w:t>
+      </w:r>
+      <w:r>
+        <w:t xml:space="preserve"> </w:t>
+      </w:r>
+      <w:hyperlink r:id="rId111">
+        <w:r>
+          <w:rPr>
+            <w:rStyle w:val="Hyperlink"/>
+          </w:rPr>
+          <w:t xml:space="preserve">Melanoma during pregnancy: What it means for you and your baby</w:t>
+        </w:r>
+      </w:hyperlink>
+      <w:r>
+        <w:t xml:space="preserve"> </w:t>
+      </w:r>
+      <w:r>
+        <w:t xml:space="preserve">— меняющееся пигментное образование показывают дерматологу, не дожидаясь родов; осмотр и биопсия под местным обезболиванием при беременности безопасны (5.1, 5.14).</w:t>
+      </w:r>
+    </w:p>
+    <w:p>
+      <w:pPr>
+        <w:numPr>
+          <w:ilvl w:val="0"/>
+          <w:numId w:val="1008"/>
+        </w:numPr>
+        <w:pStyle w:val="Compact"/>
+      </w:pPr>
+      <w:r>
+        <w:t xml:space="preserve">DermNet.</w:t>
+      </w:r>
+      <w:r>
+        <w:t xml:space="preserve"> </w:t>
+      </w:r>
+      <w:hyperlink r:id="rId112">
+        <w:r>
+          <w:rPr>
+            <w:rStyle w:val="Hyperlink"/>
+          </w:rPr>
+          <w:t xml:space="preserve">Intertrigo (Rash in body folds)</w:t>
+        </w:r>
+      </w:hyperlink>
+      <w:r>
+        <w:t xml:space="preserve">. A. Oakley, обновлено J. Dennis, 2018 — причину раздражения в складках устанавливает врач; складки после мытья и пота просушивают до конца; цинковая паста как барьерное средство (5.1).</w:t>
+      </w:r>
+      <w:r>
+        <w:t xml:space="preserve"> </w:t>
+      </w:r>
+      <w:r>
+        <w:rPr>
+          <w:iCs/>
+          <w:i/>
+        </w:rPr>
+        <w:t xml:space="preserve">Источник называет цинковую пасту для раздражения от влаги, а не для складок у беременных прямо.</w:t>
+      </w:r>
+    </w:p>
+    <w:p>
+      <w:pPr>
+        <w:pStyle w:val="FirstParagraph"/>
+      </w:pPr>
+      <w:r>
+        <w:rPr>
+          <w:bCs/>
+          <w:b/>
+        </w:rPr>
+        <w:t xml:space="preserve">Зуд кожи: когда достаточно ухода, а когда нужен врач</w:t>
+      </w:r>
+    </w:p>
+    <w:p>
+      <w:pPr>
+        <w:numPr>
+          <w:ilvl w:val="0"/>
+          <w:numId w:val="1009"/>
+        </w:numPr>
+        <w:pStyle w:val="Compact"/>
+      </w:pPr>
+      <w:r>
+        <w:t xml:space="preserve">Минздрав России, Российское общество акушеров-гинекологов.</w:t>
+      </w:r>
+      <w:r>
+        <w:t xml:space="preserve"> </w:t>
+      </w:r>
+      <w:hyperlink r:id="rId113">
+        <w:r>
+          <w:rPr>
+            <w:rStyle w:val="Hyperlink"/>
+          </w:rPr>
+          <w:t xml:space="preserve">Клинические рекомендации «Внутрипеченочный холестаз при беременности»</w:t>
+        </w:r>
+      </w:hyperlink>
+      <w:r>
+        <w:t xml:space="preserve">, 2024, ID 289 — три степени тяжести по уровню желчных кислот (19–39, 40–99, больше 100 мкмоль/л); при уровне больше 100 мкмоль/л внутриутробная гибель плода в 10–15 % случаев; преждевременные роды в 12–44 % случаев; сроки родоразрешения 40 / 38–39 / 35–36 недель; урсодезоксихолевая кислота уменьшает зуд и улучшает анализы, но не исходы беременности (5.2).</w:t>
+      </w:r>
+      <w:r>
+        <w:t xml:space="preserve"> </w:t>
+      </w:r>
+      <w:r>
+        <w:rPr>
+          <w:iCs/>
+          <w:i/>
+        </w:rPr>
+        <w:t xml:space="preserve">Рубрикатор cr.minzdrav.gov.ru закрыт для машинной проверки — сверено по копии на pravo.ppt.ru и по файлу на Google Диске пользователя (</w:t>
+      </w:r>
+      <w:r>
+        <w:rPr>
+          <w:rStyle w:val="VerbatimChar"/>
+          <w:iCs/>
+          <w:i/>
+        </w:rPr>
+        <w:t xml:space="preserve">cholestasis-verification.md</w:t>
+      </w:r>
+      <w:r>
+        <w:rPr>
+          <w:iCs/>
+          <w:i/>
+        </w:rPr>
+        <w:t xml:space="preserve">).</w:t>
+      </w:r>
+    </w:p>
+    <w:p>
+      <w:pPr>
+        <w:numPr>
+          <w:ilvl w:val="0"/>
+          <w:numId w:val="1009"/>
+        </w:numPr>
+        <w:pStyle w:val="Compact"/>
+      </w:pPr>
+      <w:r>
+        <w:t xml:space="preserve">Ovadia C., Seed P. T., Sklavounos A. et al. </w:t>
+      </w:r>
+      <w:hyperlink r:id="rId114">
+        <w:r>
+          <w:rPr>
+            <w:rStyle w:val="Hyperlink"/>
+          </w:rPr>
+          <w:t xml:space="preserve">Association of adverse perinatal outcomes of intrahepatic cholestasis of pregnancy with biochemical markers: results of aggregate and individual patient data meta-analyses</w:t>
+        </w:r>
+      </w:hyperlink>
+      <w:r>
+        <w:t xml:space="preserve">. Lancet, 2019;393:899–909 — мертворождение при уровне ниже 40 мкмоль/л — 3 из 2310, при 40–99 — 4 из 1412, при 100 и выше — 18 из 524 (5.2).</w:t>
+      </w:r>
+      <w:r>
+        <w:t xml:space="preserve"> </w:t>
+      </w:r>
+      <w:r>
+        <w:rPr>
+          <w:iCs/>
+          <w:i/>
+        </w:rPr>
+        <w:t xml:space="preserve">PubMed и PMC 20.10.2026 закрыты проверкой CAPTCHA; числа сверены по полному тексту 15.09.2026.</w:t>
+      </w:r>
+    </w:p>
+    <w:p>
+      <w:pPr>
+        <w:numPr>
+          <w:ilvl w:val="0"/>
+          <w:numId w:val="1009"/>
+        </w:numPr>
+        <w:pStyle w:val="Compact"/>
+      </w:pPr>
+      <w:r>
+        <w:t xml:space="preserve">NHS.</w:t>
+      </w:r>
+      <w:r>
+        <w:t xml:space="preserve"> </w:t>
+      </w:r>
+      <w:hyperlink r:id="rId115">
+        <w:r>
+          <w:rPr>
+            <w:rStyle w:val="Hyperlink"/>
+          </w:rPr>
+          <w:t xml:space="preserve">Itching in pregnancy</w:t>
+        </w:r>
+      </w:hyperlink>
+      <w:r>
+        <w:t xml:space="preserve">. Проверено 24.02.2026 — сильный зуд, зуд ладоней и подошв, усиление ночью — повод в тот же день связаться с акушерской службой (5.2, 5.14).</w:t>
+      </w:r>
+    </w:p>
+    <w:p>
+      <w:pPr>
+        <w:numPr>
+          <w:ilvl w:val="0"/>
+          <w:numId w:val="1009"/>
+        </w:numPr>
+        <w:pStyle w:val="Compact"/>
+      </w:pPr>
+      <w:r>
+        <w:t xml:space="preserve">Royal College of Obstetricians and Gynaecologists (RCOG).</w:t>
+      </w:r>
+      <w:r>
+        <w:t xml:space="preserve"> </w:t>
+      </w:r>
+      <w:hyperlink r:id="rId116">
+        <w:r>
+          <w:rPr>
+            <w:rStyle w:val="Hyperlink"/>
+          </w:rPr>
+          <w:t xml:space="preserve">Intrahepatic cholestasis of pregnancy</w:t>
+        </w:r>
+      </w:hyperlink>
+      <w:r>
+        <w:t xml:space="preserve">. Информация для пациенток, 2022, обновлено в апреле 2026 — кремы, в том числе с ментолом, облегчают зуд; антигистаминные помогают спать; после родов зуд быстро проходит, через шесть недель проверяют анализы (5.2).</w:t>
+      </w:r>
+    </w:p>
+    <w:p>
+      <w:pPr>
+        <w:numPr>
+          <w:ilvl w:val="0"/>
+          <w:numId w:val="1009"/>
+        </w:numPr>
+        <w:pStyle w:val="Compact"/>
+      </w:pPr>
+      <w:r>
+        <w:t xml:space="preserve">Tommy’s.</w:t>
+      </w:r>
+      <w:r>
+        <w:t xml:space="preserve"> </w:t>
+      </w:r>
+      <w:hyperlink r:id="rId117">
+        <w:r>
+          <w:rPr>
+            <w:rStyle w:val="Hyperlink"/>
+          </w:rPr>
+          <w:t xml:space="preserve">Intrahepatic cholestasis of pregnancy (ICP)</w:t>
+        </w:r>
+      </w:hyperlink>
+      <w:r>
+        <w:t xml:space="preserve">. Проверено 23.10.2024 — если зуд сохраняется, а причина не найдена, анализы повторяют каждые одну-две недели (5.2).</w:t>
+      </w:r>
+      <w:r>
+        <w:t xml:space="preserve"> </w:t>
+      </w:r>
+      <w:r>
+        <w:rPr>
+          <w:iCs/>
+          <w:i/>
+        </w:rPr>
+        <w:t xml:space="preserve">Сверка не доведена до первоисточника: Tommy’s ссылается на RCOG Green-top Guideline No. 43 (2022), документ недоступен для машинной проверки. Информация RCOG для пациенток (№ 8) пишет о повторе через неделю, а при сохраняющемся зуде — без срока.</w:t>
+      </w:r>
+    </w:p>
+    <w:p>
+      <w:pPr>
+        <w:pStyle w:val="FirstParagraph"/>
+      </w:pPr>
+      <w:r>
+        <w:rPr>
+          <w:bCs/>
+          <w:b/>
+        </w:rPr>
+        <w:t xml:space="preserve">Растяжки: от чего зависят и что действительно помогает</w:t>
+      </w:r>
+    </w:p>
+    <w:p>
+      <w:pPr>
+        <w:numPr>
+          <w:ilvl w:val="0"/>
+          <w:numId w:val="1010"/>
+        </w:numPr>
+        <w:pStyle w:val="Compact"/>
+      </w:pPr>
+      <w:r>
+        <w:t xml:space="preserve">Brennan M., Young G., Devane D.</w:t>
+      </w:r>
+      <w:r>
+        <w:t xml:space="preserve"> </w:t>
+      </w:r>
+      <w:hyperlink r:id="rId118">
+        <w:r>
+          <w:rPr>
+            <w:rStyle w:val="Hyperlink"/>
+          </w:rPr>
+          <w:t xml:space="preserve">Topical preparations for preventing stretch marks in pregnancy</w:t>
+        </w:r>
+      </w:hyperlink>
+      <w:r>
+        <w:t xml:space="preserve">. Cochrane Database of Systematic Reviews, 2012, CD000066 — убедительных данных, что крем или масло предотвращают растяжки, нет (5.3).</w:t>
+      </w:r>
+    </w:p>
+    <w:p>
+      <w:pPr>
+        <w:pStyle w:val="FirstParagraph"/>
+      </w:pPr>
+      <w:r>
+        <w:rPr>
+          <w:bCs/>
+          <w:b/>
+        </w:rPr>
+        <w:t xml:space="preserve">Косметика и уход: как оценить средство до применения</w:t>
+      </w:r>
+    </w:p>
+    <w:p>
+      <w:pPr>
+        <w:numPr>
+          <w:ilvl w:val="0"/>
+          <w:numId w:val="1011"/>
+        </w:numPr>
+        <w:pStyle w:val="Compact"/>
+      </w:pPr>
+      <w:r>
+        <w:t xml:space="preserve">American Academy of Dermatology.</w:t>
+      </w:r>
+      <w:r>
+        <w:t xml:space="preserve"> </w:t>
+      </w:r>
+      <w:hyperlink r:id="rId119">
+        <w:r>
+          <w:rPr>
+            <w:rStyle w:val="Hyperlink"/>
+          </w:rPr>
+          <w:t xml:space="preserve">How to apply sunscreen</w:t>
+        </w:r>
+      </w:hyperlink>
+      <w:r>
+        <w:t xml:space="preserve"> </w:t>
+      </w:r>
+      <w:r>
+        <w:t xml:space="preserve">— защита широкого спектра от UVA и UVB, SPF не ниже 30, около 30 мл на открытую кожу (5.4).</w:t>
+      </w:r>
+    </w:p>
+    <w:p>
+      <w:pPr>
+        <w:numPr>
+          <w:ilvl w:val="0"/>
+          <w:numId w:val="1011"/>
+        </w:numPr>
+        <w:pStyle w:val="Compact"/>
+      </w:pPr>
+      <w:r>
+        <w:t xml:space="preserve">BUMPS (UKTIS).</w:t>
+      </w:r>
+      <w:r>
+        <w:t xml:space="preserve"> </w:t>
+      </w:r>
+      <w:hyperlink r:id="rId120">
+        <w:r>
+          <w:rPr>
+            <w:rStyle w:val="Hyperlink"/>
+          </w:rPr>
+          <w:t xml:space="preserve">Sunbeds/tanning booths</w:t>
+        </w:r>
+      </w:hyperlink>
+      <w:r>
+        <w:t xml:space="preserve">. Версия 2, март 2016 — ультрафиолет солярия может снижать уровень фолиевой кислоты, в первом триместре — повышать температуру тела (5.4).</w:t>
+      </w:r>
+    </w:p>
+    <w:p>
+      <w:pPr>
+        <w:numPr>
+          <w:ilvl w:val="0"/>
+          <w:numId w:val="1011"/>
+        </w:numPr>
+        <w:pStyle w:val="Compact"/>
+      </w:pPr>
+      <w:r>
+        <w:t xml:space="preserve">MotherToBaby.</w:t>
+      </w:r>
+      <w:r>
+        <w:t xml:space="preserve"> </w:t>
+      </w:r>
+      <w:hyperlink r:id="rId121">
+        <w:r>
+          <w:rPr>
+            <w:rStyle w:val="Hyperlink"/>
+          </w:rPr>
+          <w:t xml:space="preserve">Topical Tretinoin</w:t>
+        </w:r>
+      </w:hyperlink>
+      <w:r>
+        <w:t xml:space="preserve">. 01.07.2024 — через кожу всасывается мало ретиноида; в исследованиях риск пороков при правильном нанесении не повышался; при беременности ретиноиды обычно не применяют (5.4).</w:t>
+      </w:r>
+      <w:r>
+        <w:t xml:space="preserve"> </w:t>
+      </w:r>
+      <w:r>
+        <w:rPr>
+          <w:iCs/>
+          <w:i/>
+        </w:rPr>
+        <w:t xml:space="preserve">Прежний источник — монография UKTIS «Use of tretinoin in pregnancy» (сверена 16.09.2026) — 20.10.2026 недоступна: сайт UKTIS перенесён; те же выводы — в этой записи.</w:t>
+      </w:r>
+    </w:p>
+    <w:p>
+      <w:pPr>
+        <w:numPr>
+          <w:ilvl w:val="0"/>
+          <w:numId w:val="1011"/>
+        </w:numPr>
+        <w:pStyle w:val="Compact"/>
+      </w:pPr>
+      <w:r>
+        <w:t xml:space="preserve">European Medicines Agency.</w:t>
+      </w:r>
+      <w:r>
+        <w:t xml:space="preserve"> </w:t>
+      </w:r>
+      <w:hyperlink r:id="rId122">
+        <w:r>
+          <w:rPr>
+            <w:rStyle w:val="Hyperlink"/>
+          </w:rPr>
+          <w:t xml:space="preserve">Updated measures for pregnancy prevention during retinoid use</w:t>
+        </w:r>
+      </w:hyperlink>
+      <w:r>
+        <w:t xml:space="preserve">. 23.03.2018 — наружные ретиноиды почти не всасываются, но из предосторожности при беременности противопоказаны (5.4).</w:t>
+      </w:r>
+    </w:p>
+    <w:p>
+      <w:pPr>
+        <w:numPr>
+          <w:ilvl w:val="0"/>
+          <w:numId w:val="1011"/>
+        </w:numPr>
+        <w:pStyle w:val="Compact"/>
+      </w:pPr>
+      <w:r>
+        <w:t xml:space="preserve">American Academy of Dermatology.</w:t>
+      </w:r>
+      <w:r>
+        <w:t xml:space="preserve"> </w:t>
+      </w:r>
+      <w:hyperlink r:id="rId123">
+        <w:r>
+          <w:rPr>
+            <w:rStyle w:val="Hyperlink"/>
+          </w:rPr>
+          <w:t xml:space="preserve">Acne treatment during pregnancy</w:t>
+        </w:r>
+      </w:hyperlink>
+      <w:r>
+        <w:t xml:space="preserve"> </w:t>
+      </w:r>
+      <w:r>
+        <w:t xml:space="preserve">— азелаиновая кислота, бензоила пероксид и салициловая кислота в ограниченных количествах; схему лечения согласуют с дерматологом или акушером-гинекологом (5.4).</w:t>
+      </w:r>
+    </w:p>
+    <w:p>
+      <w:pPr>
+        <w:numPr>
+          <w:ilvl w:val="0"/>
+          <w:numId w:val="1011"/>
+        </w:numPr>
+        <w:pStyle w:val="Compact"/>
+      </w:pPr>
+      <w:r>
+        <w:t xml:space="preserve">MotherToBaby.</w:t>
+      </w:r>
+      <w:r>
+        <w:t xml:space="preserve"> </w:t>
+      </w:r>
+      <w:hyperlink r:id="rId124">
+        <w:r>
+          <w:rPr>
+            <w:rStyle w:val="Hyperlink"/>
+          </w:rPr>
+          <w:t xml:space="preserve">Topical Acne Treatments</w:t>
+        </w:r>
+      </w:hyperlink>
+      <w:r>
+        <w:t xml:space="preserve">. 01.02.2026 — через здоровую кожу всасывается немного вещества, больше — при частом нанесении на большую площадь и повреждённую кожу; при кормлении грудью средства не наносят на сосок и ареолу (5.4).</w:t>
+      </w:r>
+    </w:p>
+    <w:p>
+      <w:pPr>
+        <w:numPr>
+          <w:ilvl w:val="0"/>
+          <w:numId w:val="1011"/>
+        </w:numPr>
+        <w:pStyle w:val="Compact"/>
+      </w:pPr>
+      <w:r>
+        <w:t xml:space="preserve">Российское общество дерматовенерологов и косметологов. Акне. Клинические рекомендации, 2015 — бензоила пероксид отнесён к схемам для планирующих беременность, а не для беременных; о местной азелаиновой кислоте: «побочных действий препарата не отмечалось» (5.4).</w:t>
+      </w:r>
+      <w:r>
+        <w:t xml:space="preserve"> </w:t>
+      </w:r>
+      <w:r>
+        <w:rPr>
+          <w:iCs/>
+          <w:i/>
+        </w:rPr>
+        <w:t xml:space="preserve">Документ 20.10.2026 в открытом доступе не найден; цитаты сверены 15.09.2026 (</w:t>
+      </w:r>
+      <w:r>
+        <w:rPr>
+          <w:rStyle w:val="VerbatimChar"/>
+          <w:iCs/>
+          <w:i/>
+        </w:rPr>
+        <w:t xml:space="preserve">themes/theme-7/README.md</w:t>
+      </w:r>
+      <w:r>
+        <w:rPr>
+          <w:iCs/>
+          <w:i/>
+        </w:rPr>
+        <w:t xml:space="preserve">). Срок пересмотра истёк.</w:t>
+      </w:r>
+    </w:p>
+    <w:p>
+      <w:pPr>
+        <w:numPr>
+          <w:ilvl w:val="0"/>
+          <w:numId w:val="1011"/>
+        </w:numPr>
+        <w:pStyle w:val="Compact"/>
+      </w:pPr>
+      <w:r>
+        <w:t xml:space="preserve">РЛС.</w:t>
+      </w:r>
+      <w:r>
+        <w:t xml:space="preserve"> </w:t>
+      </w:r>
+      <w:hyperlink r:id="rId125">
+        <w:r>
+          <w:rPr>
+            <w:rStyle w:val="Hyperlink"/>
+          </w:rPr>
+          <w:t xml:space="preserve">Бензоила пероксид — описание вещества</w:t>
+        </w:r>
+      </w:hyperlink>
+      <w:r>
+        <w:t xml:space="preserve"> </w:t>
+      </w:r>
+      <w:r>
+        <w:t xml:space="preserve">— «при беременности назначают только в случае крайней необходимости»; категория FDA C (5.4).</w:t>
+      </w:r>
+    </w:p>
+    <w:p>
+      <w:pPr>
+        <w:numPr>
+          <w:ilvl w:val="0"/>
+          <w:numId w:val="1011"/>
+        </w:numPr>
+        <w:pStyle w:val="Compact"/>
+      </w:pPr>
+      <w:r>
+        <w:t xml:space="preserve">Видаль.</w:t>
+      </w:r>
+      <w:r>
+        <w:t xml:space="preserve"> </w:t>
+      </w:r>
+      <w:hyperlink r:id="rId126">
+        <w:r>
+          <w:rPr>
+            <w:rStyle w:val="Hyperlink"/>
+          </w:rPr>
+          <w:t xml:space="preserve">Бензоила пероксид — инструкция по применению</w:t>
+        </w:r>
+      </w:hyperlink>
+      <w:r>
+        <w:t xml:space="preserve"> </w:t>
+      </w:r>
+      <w:r>
+        <w:t xml:space="preserve">— применение у беременных только при чётких показаниях после консультации с врачом; зарегистрированные препараты (5.4).</w:t>
+      </w:r>
+    </w:p>
+    <w:p>
+      <w:pPr>
+        <w:numPr>
+          <w:ilvl w:val="0"/>
+          <w:numId w:val="1011"/>
+        </w:numPr>
+        <w:pStyle w:val="Compact"/>
+      </w:pPr>
+      <w:r>
+        <w:t xml:space="preserve">РЛС.</w:t>
+      </w:r>
+      <w:r>
+        <w:t xml:space="preserve"> </w:t>
+      </w:r>
+      <w:hyperlink r:id="rId127">
+        <w:r>
+          <w:rPr>
+            <w:rStyle w:val="Hyperlink"/>
+          </w:rPr>
+          <w:t xml:space="preserve">Салициловая мазь — инструкция</w:t>
+        </w:r>
+      </w:hyperlink>
+      <w:r>
+        <w:t xml:space="preserve"> </w:t>
+      </w:r>
+      <w:r>
+        <w:t xml:space="preserve">— салициловая кислота зарегистрирована как лекарство в форме мази и раствора для других показаний (5.4).</w:t>
+      </w:r>
+    </w:p>
+    <w:p>
+      <w:pPr>
+        <w:numPr>
+          <w:ilvl w:val="0"/>
+          <w:numId w:val="1011"/>
+        </w:numPr>
+        <w:pStyle w:val="Compact"/>
+      </w:pPr>
+      <w:r>
+        <w:t xml:space="preserve">Trivedi M. K., Kroumpouzos G., Murase J. E.</w:t>
+      </w:r>
+      <w:r>
+        <w:t xml:space="preserve"> </w:t>
+      </w:r>
+      <w:hyperlink r:id="rId128">
+        <w:r>
+          <w:rPr>
+            <w:rStyle w:val="Hyperlink"/>
+          </w:rPr>
+          <w:t xml:space="preserve">A review of the safety of cosmetic procedures during pregnancy and lactation</w:t>
+        </w:r>
+      </w:hyperlink>
+      <w:r>
+        <w:t xml:space="preserve">. International Journal of Women’s Dermatology, 2017;3(1):6–10 — пилинги с гликолевой и молочной кислотой безопасны; с трихлоруксусной и салициловой — с осторожностью; данных о ботулотоксине мало, о филлерах нет (5.4).</w:t>
+      </w:r>
+      <w:r>
+        <w:t xml:space="preserve"> </w:t>
+      </w:r>
+      <w:r>
+        <w:rPr>
+          <w:iCs/>
+          <w:i/>
+        </w:rPr>
+        <w:t xml:space="preserve">PubMed 20.10.2026 закрыт проверкой CAPTCHA; запись опознана по выдаче PubMed, содержание сверено 22.09.2026.</w:t>
+      </w:r>
+    </w:p>
+    <w:p>
+      <w:pPr>
+        <w:numPr>
+          <w:ilvl w:val="0"/>
+          <w:numId w:val="1011"/>
+        </w:numPr>
+        <w:pStyle w:val="Compact"/>
+      </w:pPr>
+      <w:r>
+        <w:t xml:space="preserve">MotherToBaby.</w:t>
+      </w:r>
+      <w:r>
+        <w:t xml:space="preserve"> </w:t>
+      </w:r>
+      <w:hyperlink r:id="rId129">
+        <w:r>
+          <w:rPr>
+            <w:rStyle w:val="Hyperlink"/>
+          </w:rPr>
+          <w:t xml:space="preserve">Nailing down the facts: nail treatment safety in pregnancy</w:t>
+        </w:r>
+      </w:hyperlink>
+      <w:r>
+        <w:t xml:space="preserve">. A. Romeo, 02.01.2025 — лак, гель-лак и акриловые ногти риск не повышают; проветривание; перерыв при головной боли и тошноте; средства без формальдегида при аллергии (5.4).</w:t>
+      </w:r>
+    </w:p>
+    <w:p>
+      <w:pPr>
+        <w:pStyle w:val="FirstParagraph"/>
+      </w:pPr>
+      <w:r>
+        <w:rPr>
+          <w:bCs/>
+          <w:b/>
+        </w:rPr>
+        <w:t xml:space="preserve">Душ, ванна и тепло: как мыться, не пересушивая кожу и не перегреваясь</w:t>
+      </w:r>
+    </w:p>
+    <w:p>
+      <w:pPr>
+        <w:numPr>
+          <w:ilvl w:val="0"/>
+          <w:numId w:val="1012"/>
+        </w:numPr>
+        <w:pStyle w:val="Compact"/>
+      </w:pPr>
+      <w:r>
+        <w:t xml:space="preserve">MotherToBaby.</w:t>
+      </w:r>
+      <w:r>
+        <w:t xml:space="preserve"> </w:t>
+      </w:r>
+      <w:hyperlink r:id="rId130">
+        <w:r>
+          <w:rPr>
+            <w:rStyle w:val="Hyperlink"/>
+          </w:rPr>
+          <w:t xml:space="preserve">Fever/Hyperthermia</w:t>
+        </w:r>
+      </w:hyperlink>
+      <w:r>
+        <w:t xml:space="preserve">. 01.02.2025 — джакузи и сауну при беременности ограничивают: они могут вызвать перегрев (5.5).</w:t>
+      </w:r>
+    </w:p>
+    <w:p>
+      <w:pPr>
+        <w:numPr>
+          <w:ilvl w:val="0"/>
+          <w:numId w:val="1012"/>
+        </w:numPr>
+        <w:pStyle w:val="Compact"/>
+      </w:pPr>
+      <w:r>
+        <w:t xml:space="preserve">NHS.</w:t>
+      </w:r>
+      <w:r>
+        <w:t xml:space="preserve"> </w:t>
+      </w:r>
+      <w:hyperlink r:id="rId131">
+        <w:r>
+          <w:rPr>
+            <w:rStyle w:val="Hyperlink"/>
+          </w:rPr>
+          <w:t xml:space="preserve">Signs that labour has begun</w:t>
+        </w:r>
+      </w:hyperlink>
+      <w:r>
+        <w:t xml:space="preserve">. Проверено 09.11.2023 — слизистая пробка отходит перед родами или в их начале, розовая из-за небольшой примеси крови; тёплая ванна в начале родов (5.5, 5.9).</w:t>
+      </w:r>
+    </w:p>
+    <w:p>
+      <w:pPr>
+        <w:numPr>
+          <w:ilvl w:val="0"/>
+          <w:numId w:val="1012"/>
+        </w:numPr>
+        <w:pStyle w:val="Compact"/>
+      </w:pPr>
+      <w:r>
+        <w:t xml:space="preserve">Cambridge University Hospitals NHS Foundation Trust.</w:t>
+      </w:r>
+      <w:r>
+        <w:t xml:space="preserve"> </w:t>
+      </w:r>
+      <w:hyperlink r:id="rId132">
+        <w:r>
+          <w:rPr>
+            <w:rStyle w:val="Hyperlink"/>
+          </w:rPr>
+          <w:t xml:space="preserve">Ruptured membranes after 37 weeks of pregnancy</w:t>
+        </w:r>
+      </w:hyperlink>
+      <w:r>
+        <w:t xml:space="preserve">. Версия 8, 27.11.2025 — ванна и душ после излития вод не повышают частоту инфекций; половой контакт может повышать риск (5.5).</w:t>
+      </w:r>
+    </w:p>
+    <w:p>
+      <w:pPr>
+        <w:pStyle w:val="FirstParagraph"/>
+      </w:pPr>
+      <w:r>
+        <w:rPr>
+          <w:bCs/>
+          <w:b/>
+        </w:rPr>
+        <w:t xml:space="preserve">Волосы и удаление волос: что меняется и какие способы подходят</w:t>
+      </w:r>
+    </w:p>
+    <w:p>
+      <w:pPr>
+        <w:numPr>
+          <w:ilvl w:val="0"/>
+          <w:numId w:val="1013"/>
+        </w:numPr>
+        <w:pStyle w:val="Compact"/>
+      </w:pPr>
+      <w:r>
+        <w:t xml:space="preserve">American Academy of Dermatology.</w:t>
+      </w:r>
+      <w:r>
+        <w:t xml:space="preserve"> </w:t>
+      </w:r>
+      <w:hyperlink r:id="rId133">
+        <w:r>
+          <w:rPr>
+            <w:rStyle w:val="Hyperlink"/>
+          </w:rPr>
+          <w:t xml:space="preserve">Hair loss in new moms</w:t>
+        </w:r>
+      </w:hyperlink>
+      <w:r>
+        <w:t xml:space="preserve"> </w:t>
+      </w:r>
+      <w:r>
+        <w:t xml:space="preserve">— выпадение волос сильнее всего примерно через четыре месяца после родов, к году ребёнка густота у большинства возвращается (5.6).</w:t>
+      </w:r>
+    </w:p>
+    <w:p>
+      <w:pPr>
+        <w:numPr>
+          <w:ilvl w:val="0"/>
+          <w:numId w:val="1013"/>
+        </w:numPr>
+        <w:pStyle w:val="Compact"/>
+      </w:pPr>
+      <w:r>
+        <w:t xml:space="preserve">NHS.</w:t>
+      </w:r>
+      <w:r>
+        <w:t xml:space="preserve"> </w:t>
+      </w:r>
+      <w:hyperlink r:id="rId134">
+        <w:r>
+          <w:rPr>
+            <w:rStyle w:val="Hyperlink"/>
+          </w:rPr>
+          <w:t xml:space="preserve">Is hair dye safe in pregnancy?</w:t>
+        </w:r>
+      </w:hyperlink>
+      <w:r>
+        <w:t xml:space="preserve"> </w:t>
+      </w:r>
+      <w:r>
+        <w:t xml:space="preserve">27.09.2023, обновлено 01.10.2025 — здоровая кожа головы всасывает мало краски (5.6).</w:t>
+      </w:r>
+    </w:p>
+    <w:p>
+      <w:pPr>
+        <w:numPr>
+          <w:ilvl w:val="0"/>
+          <w:numId w:val="1013"/>
+        </w:numPr>
+        <w:pStyle w:val="Compact"/>
+      </w:pPr>
+      <w:r>
+        <w:t xml:space="preserve">MotherToBaby.</w:t>
+      </w:r>
+      <w:r>
+        <w:t xml:space="preserve"> </w:t>
+      </w:r>
+      <w:hyperlink r:id="rId135">
+        <w:r>
+          <w:rPr>
+            <w:rStyle w:val="Hyperlink"/>
+          </w:rPr>
+          <w:t xml:space="preserve">Hair Treatments</w:t>
+        </w:r>
+      </w:hyperlink>
+      <w:r>
+        <w:t xml:space="preserve">. 01.06.2026 — мелирование наносят на волосы, не касаясь кожи; часть составов для выпрямления содержит формальдегид или выделяет его при нагревании; работать в проветриваемом помещении (5.6).</w:t>
+      </w:r>
+    </w:p>
+    <w:p>
+      <w:pPr>
+        <w:numPr>
+          <w:ilvl w:val="0"/>
+          <w:numId w:val="1013"/>
+        </w:numPr>
+        <w:pStyle w:val="Compact"/>
+      </w:pPr>
+      <w:r>
+        <w:t xml:space="preserve">NHS 111 Wales.</w:t>
+      </w:r>
+      <w:r>
+        <w:t xml:space="preserve"> </w:t>
+      </w:r>
+      <w:hyperlink r:id="rId136">
+        <w:r>
+          <w:rPr>
+            <w:rStyle w:val="Hyperlink"/>
+          </w:rPr>
+          <w:t xml:space="preserve">Hirsutism</w:t>
+        </w:r>
+      </w:hyperlink>
+      <w:r>
+        <w:t xml:space="preserve">. Обновлено 13.11.2025 — внезапный рост густых тёмных волос на лице и теле, понижение голоса, рост мышц — повод для срочной записи к врачу (5.6).</w:t>
+      </w:r>
+      <w:r>
+        <w:t xml:space="preserve"> </w:t>
+      </w:r>
+      <w:r>
+        <w:rPr>
+          <w:iCs/>
+          <w:i/>
+        </w:rPr>
+        <w:t xml:space="preserve">Источник не о беременности.</w:t>
+      </w:r>
+    </w:p>
+    <w:p>
+      <w:pPr>
+        <w:pStyle w:val="FirstParagraph"/>
+      </w:pPr>
+      <w:r>
+        <w:rPr>
+          <w:bCs/>
+          <w:b/>
+        </w:rPr>
+        <w:t xml:space="preserve">Грудь и соски: что происходит и какой уход нужен</w:t>
+      </w:r>
+    </w:p>
+    <w:p>
+      <w:pPr>
+        <w:numPr>
+          <w:ilvl w:val="0"/>
+          <w:numId w:val="1014"/>
+        </w:numPr>
+        <w:pStyle w:val="Compact"/>
+      </w:pPr>
+      <w:r>
+        <w:t xml:space="preserve">NCT.</w:t>
+      </w:r>
+      <w:r>
+        <w:t xml:space="preserve"> </w:t>
+      </w:r>
+      <w:hyperlink r:id="rId137">
+        <w:r>
+          <w:rPr>
+            <w:rStyle w:val="Hyperlink"/>
+          </w:rPr>
+          <w:t xml:space="preserve">Maternity bras and nursing bras: what you need to know</w:t>
+        </w:r>
+      </w:hyperlink>
+      <w:r>
+        <w:t xml:space="preserve">. Проверено 17.09.2026 — признаки, что бюстгальтер подошёл: нижний пояс горизонтально, оттягивается от тела примерно на 5 см (5.7).</w:t>
+      </w:r>
+    </w:p>
+    <w:p>
+      <w:pPr>
+        <w:numPr>
+          <w:ilvl w:val="0"/>
+          <w:numId w:val="1014"/>
+        </w:numPr>
+        <w:pStyle w:val="Compact"/>
+      </w:pPr>
+      <w:r>
+        <w:t xml:space="preserve">Department of Education and Early Childhood Development, Victoria.</w:t>
+      </w:r>
+      <w:r>
+        <w:t xml:space="preserve"> </w:t>
+      </w:r>
+      <w:hyperlink r:id="rId138">
+        <w:r>
+          <w:rPr>
+            <w:rStyle w:val="Hyperlink"/>
+          </w:rPr>
+          <w:t xml:space="preserve">Promoting Breastfeeding: Victorian Breastfeeding Guidelines</w:t>
+        </w:r>
+      </w:hyperlink>
+      <w:r>
+        <w:t xml:space="preserve">, 2014 — железы Монтгомери выделяют жирный секрет, защищающий сосок и ареолу; специально готовить соски к кормлению не нужно (5.7).</w:t>
+      </w:r>
+    </w:p>
+    <w:p>
+      <w:pPr>
+        <w:pStyle w:val="FirstParagraph"/>
+      </w:pPr>
+      <w:r>
+        <w:rPr>
+          <w:bCs/>
+          <w:b/>
+        </w:rPr>
+        <w:t xml:space="preserve">Выделения: какие бывают в норме и что должно насторожить</w:t>
+      </w:r>
+    </w:p>
+    <w:p>
+      <w:pPr>
+        <w:numPr>
+          <w:ilvl w:val="0"/>
+          <w:numId w:val="1015"/>
+        </w:numPr>
+        <w:pStyle w:val="Compact"/>
+      </w:pPr>
+      <w:r>
+        <w:t xml:space="preserve">NHS.</w:t>
+      </w:r>
+      <w:r>
+        <w:t xml:space="preserve"> </w:t>
+      </w:r>
+      <w:hyperlink r:id="rId139">
+        <w:r>
+          <w:rPr>
+            <w:rStyle w:val="Hyperlink"/>
+          </w:rPr>
+          <w:t xml:space="preserve">Vaginal discharge in pregnancy</w:t>
+        </w:r>
+      </w:hyperlink>
+      <w:r>
+        <w:t xml:space="preserve">. Проверено 17.04.2024 — обычные выделения жидкие, прозрачные или молочно-белые, без неприятного запаха; поводы обратиться: запах, зелёный или жёлтый цвет, зуд, боль при мочеиспускании; кровь — срочно (5.9, 5.13, 5.14).</w:t>
+      </w:r>
+    </w:p>
+    <w:p>
+      <w:pPr>
+        <w:pStyle w:val="FirstParagraph"/>
+      </w:pPr>
+      <w:r>
+        <w:rPr>
+          <w:bCs/>
+          <w:b/>
+        </w:rPr>
+        <w:t xml:space="preserve">Уход за наружной интимной зоной: как мыться и что носить</w:t>
+      </w:r>
+    </w:p>
+    <w:p>
+      <w:pPr>
+        <w:numPr>
+          <w:ilvl w:val="0"/>
+          <w:numId w:val="1016"/>
+        </w:numPr>
+        <w:pStyle w:val="Compact"/>
+      </w:pPr>
+      <w:r>
+        <w:t xml:space="preserve">British Association of Dermatologists.</w:t>
+      </w:r>
+      <w:r>
+        <w:t xml:space="preserve"> </w:t>
+      </w:r>
+      <w:hyperlink r:id="rId140">
+        <w:r>
+          <w:rPr>
+            <w:rStyle w:val="Hyperlink"/>
+          </w:rPr>
+          <w:t xml:space="preserve">Vulval skincare</w:t>
+        </w:r>
+      </w:hyperlink>
+      <w:r>
+        <w:t xml:space="preserve">. Информация для пациенток, май 2023 — подмываться раз в день, рукой, эмолентом вместо мыла; без ежедневных прокладок, влажных салфеток, пены для ванны; хлопковое бельё; промокать мягким полотенцем (5.10, 5.13).</w:t>
+      </w:r>
+      <w:r>
+        <w:t xml:space="preserve"> </w:t>
+      </w:r>
+      <w:r>
+        <w:rPr>
+          <w:iCs/>
+          <w:i/>
+        </w:rPr>
+        <w:t xml:space="preserve">Страница bad.org.uk закрыта для машинной проверки — сверено по PDF той же организации.</w:t>
+      </w:r>
+    </w:p>
+    <w:p>
+      <w:pPr>
+        <w:pStyle w:val="FirstParagraph"/>
+      </w:pPr>
+      <w:r>
+        <w:rPr>
+          <w:bCs/>
+          <w:b/>
+        </w:rPr>
+        <w:t xml:space="preserve">Спринцевания, салфетки и прокладки: что можно, а что вредит</w:t>
+      </w:r>
+    </w:p>
+    <w:p>
+      <w:pPr>
+        <w:numPr>
+          <w:ilvl w:val="0"/>
+          <w:numId w:val="1017"/>
+        </w:numPr>
+        <w:pStyle w:val="Compact"/>
+      </w:pPr>
+      <w:r>
+        <w:t xml:space="preserve">ВОЗ.</w:t>
+      </w:r>
+      <w:r>
+        <w:t xml:space="preserve"> </w:t>
+      </w:r>
+      <w:hyperlink r:id="rId141">
+        <w:r>
+          <w:rPr>
+            <w:rStyle w:val="Hyperlink"/>
+          </w:rPr>
+          <w:t xml:space="preserve">Bacterial vaginosis</w:t>
+        </w:r>
+      </w:hyperlink>
+      <w:r>
+        <w:t xml:space="preserve">. 21.11.2025 — спринцевания и промывание влагалища повышают риск бактериального вагиноза (5.12).</w:t>
+      </w:r>
+    </w:p>
+    <w:p>
+      <w:pPr>
+        <w:pStyle w:val="FirstParagraph"/>
+      </w:pPr>
+      <w:r>
+        <w:rPr>
+          <w:bCs/>
+          <w:b/>
+        </w:rPr>
+        <w:t xml:space="preserve">Зуд, запах и боль в интимной зоне: как понять причину</w:t>
+      </w:r>
+    </w:p>
+    <w:p>
+      <w:pPr>
+        <w:numPr>
+          <w:ilvl w:val="0"/>
+          <w:numId w:val="1018"/>
+        </w:numPr>
+        <w:pStyle w:val="Compact"/>
+      </w:pPr>
+      <w:r>
+        <w:t xml:space="preserve">NHS.</w:t>
+      </w:r>
+      <w:r>
+        <w:t xml:space="preserve"> </w:t>
+      </w:r>
+      <w:hyperlink r:id="rId142">
+        <w:r>
+          <w:rPr>
+            <w:rStyle w:val="Hyperlink"/>
+          </w:rPr>
+          <w:t xml:space="preserve">Thrush</w:t>
+        </w:r>
+      </w:hyperlink>
+      <w:r>
+        <w:t xml:space="preserve">. Проверено 17.04.2024 — при беременности перед лечением молочницы обращаются к врачу или акушерке (5.13).</w:t>
+      </w:r>
+    </w:p>
+    <w:p>
+      <w:pPr>
+        <w:numPr>
+          <w:ilvl w:val="0"/>
+          <w:numId w:val="1018"/>
+        </w:numPr>
+        <w:pStyle w:val="Compact"/>
+      </w:pPr>
+      <w:r>
+        <w:t xml:space="preserve">NHS.</w:t>
+      </w:r>
+      <w:r>
+        <w:t xml:space="preserve"> </w:t>
+      </w:r>
+      <w:hyperlink r:id="rId143">
+        <w:r>
+          <w:rPr>
+            <w:rStyle w:val="Hyperlink"/>
+          </w:rPr>
+          <w:t xml:space="preserve">Urinary tract infections (UTIs)</w:t>
+        </w:r>
+      </w:hyperlink>
+      <w:r>
+        <w:t xml:space="preserve">. Проверено 11.07.2025 — при беременности симптомы инфекции мочевых путей — повод для срочной записи к врачу (5.13, 5.14).</w:t>
+      </w:r>
+    </w:p>
+    <w:p>
+      <w:pPr>
+        <w:numPr>
+          <w:ilvl w:val="0"/>
+          <w:numId w:val="1018"/>
+        </w:numPr>
+        <w:pStyle w:val="Compact"/>
+      </w:pPr>
+      <w:r>
+        <w:t xml:space="preserve">Leeds Teaching Hospitals NHS Trust.</w:t>
+      </w:r>
+      <w:r>
+        <w:t xml:space="preserve"> </w:t>
+      </w:r>
+      <w:hyperlink r:id="rId144">
+        <w:r>
+          <w:rPr>
+            <w:rStyle w:val="Hyperlink"/>
+          </w:rPr>
+          <w:t xml:space="preserve">Vulval care advice</w:t>
+        </w:r>
+      </w:hyperlink>
+      <w:r>
+        <w:t xml:space="preserve">. Издание 005, проверено 04.06.2025 — эмолент вместо мыла, хранить в холодильнике; без влажных салфеток и добавок в ванну; хлопковое бельё, дома можно без белья; подсушивать феном на холодном воздухе (5.13).</w:t>
+      </w:r>
+    </w:p>
+    <w:p>
+      <w:pPr>
+        <w:pStyle w:val="FirstParagraph"/>
+      </w:pPr>
+      <w:r>
+        <w:rPr>
+          <w:bCs/>
+          <w:b/>
+        </w:rPr>
+        <w:t xml:space="preserve">Когда это уже не вопрос гигиены: границы обращения к врачу</w:t>
+      </w:r>
+    </w:p>
+    <w:p>
+      <w:pPr>
+        <w:numPr>
+          <w:ilvl w:val="0"/>
+          <w:numId w:val="1019"/>
+        </w:numPr>
+        <w:pStyle w:val="Compact"/>
+      </w:pPr>
+      <w:r>
+        <w:t xml:space="preserve">NHS.</w:t>
+      </w:r>
+      <w:r>
+        <w:t xml:space="preserve"> </w:t>
+      </w:r>
+      <w:hyperlink r:id="rId145">
+        <w:r>
+          <w:rPr>
+            <w:rStyle w:val="Hyperlink"/>
+          </w:rPr>
+          <w:t xml:space="preserve">Moles</w:t>
+        </w:r>
+      </w:hyperlink>
+      <w:r>
+        <w:t xml:space="preserve">. Проверено 04.07.2023 — родинку, которая изменила размер, форму или цвет, показывают врачу (5.14).</w:t>
+      </w:r>
+    </w:p>
+    <w:p>
+      <w:pPr>
+        <w:numPr>
+          <w:ilvl w:val="0"/>
+          <w:numId w:val="1019"/>
+        </w:numPr>
+        <w:pStyle w:val="Compact"/>
+      </w:pPr>
+      <w:r>
+        <w:t xml:space="preserve">NHS.</w:t>
+      </w:r>
+      <w:r>
+        <w:t xml:space="preserve"> </w:t>
+      </w:r>
+      <w:hyperlink r:id="rId146">
+        <w:r>
+          <w:rPr>
+            <w:rStyle w:val="Hyperlink"/>
+          </w:rPr>
+          <w:t xml:space="preserve">Breast lumps</w:t>
+        </w:r>
+      </w:hyperlink>
+      <w:r>
+        <w:t xml:space="preserve">. Проверено 28.06.2023 — новое уплотнение в груди, выделения из соска — повод для несрочной записи к врачу (5.14).</w:t>
+      </w:r>
+    </w:p>
+    <w:p>
+      <w:pPr>
+        <w:numPr>
+          <w:ilvl w:val="0"/>
+          <w:numId w:val="1019"/>
+        </w:numPr>
+        <w:pStyle w:val="Compact"/>
+      </w:pPr>
+      <w:r>
+        <w:t xml:space="preserve">NHS.</w:t>
+      </w:r>
+      <w:r>
+        <w:t xml:space="preserve"> </w:t>
+      </w:r>
+      <w:hyperlink r:id="rId147">
+        <w:r>
+          <w:rPr>
+            <w:rStyle w:val="Hyperlink"/>
+          </w:rPr>
+          <w:t xml:space="preserve">Cellulitis</w:t>
+        </w:r>
+      </w:hyperlink>
+      <w:r>
+        <w:t xml:space="preserve">. Проверено 18.04.2024 — болезненная, горячая, отёчная кожа — срочная запись к врачу; с высокой температурой, ознобом, головокружением — экстренная помощь (5.14).</w:t>
+      </w:r>
+    </w:p>
+    <w:p>
+      <w:pPr>
+        <w:numPr>
+          <w:ilvl w:val="0"/>
+          <w:numId w:val="1019"/>
+        </w:numPr>
+        <w:pStyle w:val="Compact"/>
+      </w:pPr>
+      <w:r>
+        <w:t xml:space="preserve">Royal College of Obstetricians and Gynaecologists (RCOG).</w:t>
+      </w:r>
+      <w:r>
+        <w:t xml:space="preserve"> </w:t>
+      </w:r>
+      <w:hyperlink r:id="rId148">
+        <w:r>
+          <w:rPr>
+            <w:rStyle w:val="Hyperlink"/>
+          </w:rPr>
+          <w:t xml:space="preserve">When your waters break prematurely</w:t>
+        </w:r>
+      </w:hyperlink>
+      <w:r>
+        <w:t xml:space="preserve">. Информация для пациенток, июнь 2019 — при подтекании надеть прокладку, а не тампон, отметить цвет и количество жидкости и сразу ехать в больницу; зелёная жидкость или неприятный запах — признаки для срочного обращения (5.14).</w:t>
+      </w:r>
+    </w:p>
+    <w:p>
+      <w:pPr>
+        <w:numPr>
+          <w:ilvl w:val="0"/>
+          <w:numId w:val="1019"/>
+        </w:numPr>
+        <w:pStyle w:val="Compact"/>
+      </w:pPr>
+      <w:r>
+        <w:t xml:space="preserve">West Suffolk NHS Foundation Trust.</w:t>
+      </w:r>
+      <w:r>
+        <w:t xml:space="preserve"> </w:t>
+      </w:r>
+      <w:hyperlink r:id="rId149">
+        <w:r>
+          <w:rPr>
+            <w:rStyle w:val="Hyperlink"/>
+          </w:rPr>
+          <w:t xml:space="preserve">When your waters break early</w:t>
+        </w:r>
+      </w:hyperlink>
+      <w:r>
+        <w:t xml:space="preserve">. Сентябрь 2023 — воды бывают прозрачными или розоватыми, изредка зеленоватыми, коричневыми или с примесью крови (5.14).</w:t>
+      </w:r>
+      <w:r>
+        <w:t xml:space="preserve"> </w:t>
+      </w:r>
+      <w:r>
+        <w:rPr>
+          <w:iCs/>
+          <w:i/>
+        </w:rPr>
+        <w:t xml:space="preserve">Прежде в списке — без названия треста («NHS, местная памятка»); документ опознан 20.10.2026.</w:t>
+      </w:r>
+    </w:p>
+    <w:p>
+      <w:pPr>
+        <w:numPr>
+          <w:ilvl w:val="0"/>
+          <w:numId w:val="1019"/>
+        </w:numPr>
+        <w:pStyle w:val="Compact"/>
+      </w:pPr>
+      <w:r>
+        <w:t xml:space="preserve">U.S. Food and Drug Administration.</w:t>
+      </w:r>
+      <w:r>
+        <w:t xml:space="preserve"> </w:t>
+      </w:r>
+      <w:hyperlink r:id="rId150">
+        <w:r>
+          <w:rPr>
+            <w:rStyle w:val="Hyperlink"/>
+          </w:rPr>
+          <w:t xml:space="preserve">FDA alerts healthcare providers, women about risks associated with improper use of rupture of membranes tests</w:t>
+        </w:r>
+      </w:hyperlink>
+      <w:r>
+        <w:t xml:space="preserve">. 08.08.2018 — тест на подтекание вод сам по себе не ставит диагноз, нужна оценка врача (5.14).</w:t>
+      </w:r>
+    </w:p>
+    <w:bookmarkEnd w:id="151"/>
+    <w:bookmarkEnd w:id="152"/>
     <w:sectPr/>
   </w:body>
 </w:document>
@@ -5001,6 +6050,941 @@
     </w:lvl>
     <w:lvl w:ilvl="8">
       <w:start w:val="1"/>
+      <w:numFmt w:val="decimal"/>
+      <w:lvlText w:val="%9."/>
+      <w:lvlJc w:val="left"/>
+      <w:pPr>
+        <w:ind w:left="6480" w:hanging="480"/>
+      </w:pPr>
+    </w:lvl>
+  </w:abstractNum>
+  <w:abstractNum w:abstractNumId="99414">
+    <w:nsid w:val="A99414"/>
+    <w:multiLevelType w:val="multilevel"/>
+    <w:lvl w:ilvl="0">
+      <w:start w:val="4"/>
+      <w:numFmt w:val="decimal"/>
+      <w:lvlText w:val="%1."/>
+      <w:lvlJc w:val="left"/>
+      <w:pPr>
+        <w:ind w:left="720" w:hanging="480"/>
+      </w:pPr>
+    </w:lvl>
+    <w:lvl w:ilvl="1">
+      <w:start w:val="4"/>
+      <w:numFmt w:val="decimal"/>
+      <w:lvlText w:val="%2."/>
+      <w:lvlJc w:val="left"/>
+      <w:pPr>
+        <w:ind w:left="1440" w:hanging="480"/>
+      </w:pPr>
+    </w:lvl>
+    <w:lvl w:ilvl="2">
+      <w:start w:val="4"/>
+      <w:numFmt w:val="decimal"/>
+      <w:lvlText w:val="%3."/>
+      <w:lvlJc w:val="left"/>
+      <w:pPr>
+        <w:ind w:left="2160" w:hanging="480"/>
+      </w:pPr>
+    </w:lvl>
+    <w:lvl w:ilvl="3">
+      <w:start w:val="4"/>
+      <w:numFmt w:val="decimal"/>
+      <w:lvlText w:val="%4."/>
+      <w:lvlJc w:val="left"/>
+      <w:pPr>
+        <w:ind w:left="2880" w:hanging="480"/>
+      </w:pPr>
+    </w:lvl>
+    <w:lvl w:ilvl="4">
+      <w:start w:val="4"/>
+      <w:numFmt w:val="decimal"/>
+      <w:lvlText w:val="%5."/>
+      <w:lvlJc w:val="left"/>
+      <w:pPr>
+        <w:ind w:left="3600" w:hanging="480"/>
+      </w:pPr>
+    </w:lvl>
+    <w:lvl w:ilvl="5">
+      <w:start w:val="4"/>
+      <w:numFmt w:val="decimal"/>
+      <w:lvlText w:val="%6."/>
+      <w:lvlJc w:val="left"/>
+      <w:pPr>
+        <w:ind w:left="4320" w:hanging="480"/>
+      </w:pPr>
+    </w:lvl>
+    <w:lvl w:ilvl="6">
+      <w:start w:val="4"/>
+      <w:numFmt w:val="decimal"/>
+      <w:lvlText w:val="%7."/>
+      <w:lvlJc w:val="left"/>
+      <w:pPr>
+        <w:ind w:left="5040" w:hanging="480"/>
+      </w:pPr>
+    </w:lvl>
+    <w:lvl w:ilvl="7">
+      <w:start w:val="4"/>
+      <w:numFmt w:val="decimal"/>
+      <w:lvlText w:val="%8."/>
+      <w:lvlJc w:val="left"/>
+      <w:pPr>
+        <w:ind w:left="5760" w:hanging="480"/>
+      </w:pPr>
+    </w:lvl>
+    <w:lvl w:ilvl="8">
+      <w:start w:val="4"/>
+      <w:numFmt w:val="decimal"/>
+      <w:lvlText w:val="%9."/>
+      <w:lvlJc w:val="left"/>
+      <w:pPr>
+        <w:ind w:left="6480" w:hanging="480"/>
+      </w:pPr>
+    </w:lvl>
+  </w:abstractNum>
+  <w:abstractNum w:abstractNumId="99419">
+    <w:nsid w:val="A99419"/>
+    <w:multiLevelType w:val="multilevel"/>
+    <w:lvl w:ilvl="0">
+      <w:start w:val="9"/>
+      <w:numFmt w:val="decimal"/>
+      <w:lvlText w:val="%1."/>
+      <w:lvlJc w:val="left"/>
+      <w:pPr>
+        <w:ind w:left="720" w:hanging="480"/>
+      </w:pPr>
+    </w:lvl>
+    <w:lvl w:ilvl="1">
+      <w:start w:val="9"/>
+      <w:numFmt w:val="decimal"/>
+      <w:lvlText w:val="%2."/>
+      <w:lvlJc w:val="left"/>
+      <w:pPr>
+        <w:ind w:left="1440" w:hanging="480"/>
+      </w:pPr>
+    </w:lvl>
+    <w:lvl w:ilvl="2">
+      <w:start w:val="9"/>
+      <w:numFmt w:val="decimal"/>
+      <w:lvlText w:val="%3."/>
+      <w:lvlJc w:val="left"/>
+      <w:pPr>
+        <w:ind w:left="2160" w:hanging="480"/>
+      </w:pPr>
+    </w:lvl>
+    <w:lvl w:ilvl="3">
+      <w:start w:val="9"/>
+      <w:numFmt w:val="decimal"/>
+      <w:lvlText w:val="%4."/>
+      <w:lvlJc w:val="left"/>
+      <w:pPr>
+        <w:ind w:left="2880" w:hanging="480"/>
+      </w:pPr>
+    </w:lvl>
+    <w:lvl w:ilvl="4">
+      <w:start w:val="9"/>
+      <w:numFmt w:val="decimal"/>
+      <w:lvlText w:val="%5."/>
+      <w:lvlJc w:val="left"/>
+      <w:pPr>
+        <w:ind w:left="3600" w:hanging="480"/>
+      </w:pPr>
+    </w:lvl>
+    <w:lvl w:ilvl="5">
+      <w:start w:val="9"/>
+      <w:numFmt w:val="decimal"/>
+      <w:lvlText w:val="%6."/>
+      <w:lvlJc w:val="left"/>
+      <w:pPr>
+        <w:ind w:left="4320" w:hanging="480"/>
+      </w:pPr>
+    </w:lvl>
+    <w:lvl w:ilvl="6">
+      <w:start w:val="9"/>
+      <w:numFmt w:val="decimal"/>
+      <w:lvlText w:val="%7."/>
+      <w:lvlJc w:val="left"/>
+      <w:pPr>
+        <w:ind w:left="5040" w:hanging="480"/>
+      </w:pPr>
+    </w:lvl>
+    <w:lvl w:ilvl="7">
+      <w:start w:val="9"/>
+      <w:numFmt w:val="decimal"/>
+      <w:lvlText w:val="%8."/>
+      <w:lvlJc w:val="left"/>
+      <w:pPr>
+        <w:ind w:left="5760" w:hanging="480"/>
+      </w:pPr>
+    </w:lvl>
+    <w:lvl w:ilvl="8">
+      <w:start w:val="9"/>
+      <w:numFmt w:val="decimal"/>
+      <w:lvlText w:val="%9."/>
+      <w:lvlJc w:val="left"/>
+      <w:pPr>
+        <w:ind w:left="6480" w:hanging="480"/>
+      </w:pPr>
+    </w:lvl>
+  </w:abstractNum>
+  <w:abstractNum w:abstractNumId="994110">
+    <w:nsid w:val="A994110"/>
+    <w:multiLevelType w:val="multilevel"/>
+    <w:lvl w:ilvl="0">
+      <w:start w:val="10"/>
+      <w:numFmt w:val="decimal"/>
+      <w:lvlText w:val="%1."/>
+      <w:lvlJc w:val="left"/>
+      <w:pPr>
+        <w:ind w:left="720" w:hanging="480"/>
+      </w:pPr>
+    </w:lvl>
+    <w:lvl w:ilvl="1">
+      <w:start w:val="10"/>
+      <w:numFmt w:val="decimal"/>
+      <w:lvlText w:val="%2."/>
+      <w:lvlJc w:val="left"/>
+      <w:pPr>
+        <w:ind w:left="1440" w:hanging="480"/>
+      </w:pPr>
+    </w:lvl>
+    <w:lvl w:ilvl="2">
+      <w:start w:val="10"/>
+      <w:numFmt w:val="decimal"/>
+      <w:lvlText w:val="%3."/>
+      <w:lvlJc w:val="left"/>
+      <w:pPr>
+        <w:ind w:left="2160" w:hanging="480"/>
+      </w:pPr>
+    </w:lvl>
+    <w:lvl w:ilvl="3">
+      <w:start w:val="10"/>
+      <w:numFmt w:val="decimal"/>
+      <w:lvlText w:val="%4."/>
+      <w:lvlJc w:val="left"/>
+      <w:pPr>
+        <w:ind w:left="2880" w:hanging="480"/>
+      </w:pPr>
+    </w:lvl>
+    <w:lvl w:ilvl="4">
+      <w:start w:val="10"/>
+      <w:numFmt w:val="decimal"/>
+      <w:lvlText w:val="%5."/>
+      <w:lvlJc w:val="left"/>
+      <w:pPr>
+        <w:ind w:left="3600" w:hanging="480"/>
+      </w:pPr>
+    </w:lvl>
+    <w:lvl w:ilvl="5">
+      <w:start w:val="10"/>
+      <w:numFmt w:val="decimal"/>
+      <w:lvlText w:val="%6."/>
+      <w:lvlJc w:val="left"/>
+      <w:pPr>
+        <w:ind w:left="4320" w:hanging="480"/>
+      </w:pPr>
+    </w:lvl>
+    <w:lvl w:ilvl="6">
+      <w:start w:val="10"/>
+      <w:numFmt w:val="decimal"/>
+      <w:lvlText w:val="%7."/>
+      <w:lvlJc w:val="left"/>
+      <w:pPr>
+        <w:ind w:left="5040" w:hanging="480"/>
+      </w:pPr>
+    </w:lvl>
+    <w:lvl w:ilvl="7">
+      <w:start w:val="10"/>
+      <w:numFmt w:val="decimal"/>
+      <w:lvlText w:val="%8."/>
+      <w:lvlJc w:val="left"/>
+      <w:pPr>
+        <w:ind w:left="5760" w:hanging="480"/>
+      </w:pPr>
+    </w:lvl>
+    <w:lvl w:ilvl="8">
+      <w:start w:val="10"/>
+      <w:numFmt w:val="decimal"/>
+      <w:lvlText w:val="%9."/>
+      <w:lvlJc w:val="left"/>
+      <w:pPr>
+        <w:ind w:left="6480" w:hanging="480"/>
+      </w:pPr>
+    </w:lvl>
+  </w:abstractNum>
+  <w:abstractNum w:abstractNumId="994122">
+    <w:nsid w:val="A994122"/>
+    <w:multiLevelType w:val="multilevel"/>
+    <w:lvl w:ilvl="0">
+      <w:start w:val="22"/>
+      <w:numFmt w:val="decimal"/>
+      <w:lvlText w:val="%1."/>
+      <w:lvlJc w:val="left"/>
+      <w:pPr>
+        <w:ind w:left="720" w:hanging="480"/>
+      </w:pPr>
+    </w:lvl>
+    <w:lvl w:ilvl="1">
+      <w:start w:val="22"/>
+      <w:numFmt w:val="decimal"/>
+      <w:lvlText w:val="%2."/>
+      <w:lvlJc w:val="left"/>
+      <w:pPr>
+        <w:ind w:left="1440" w:hanging="480"/>
+      </w:pPr>
+    </w:lvl>
+    <w:lvl w:ilvl="2">
+      <w:start w:val="22"/>
+      <w:numFmt w:val="decimal"/>
+      <w:lvlText w:val="%3."/>
+      <w:lvlJc w:val="left"/>
+      <w:pPr>
+        <w:ind w:left="2160" w:hanging="480"/>
+      </w:pPr>
+    </w:lvl>
+    <w:lvl w:ilvl="3">
+      <w:start w:val="22"/>
+      <w:numFmt w:val="decimal"/>
+      <w:lvlText w:val="%4."/>
+      <w:lvlJc w:val="left"/>
+      <w:pPr>
+        <w:ind w:left="2880" w:hanging="480"/>
+      </w:pPr>
+    </w:lvl>
+    <w:lvl w:ilvl="4">
+      <w:start w:val="22"/>
+      <w:numFmt w:val="decimal"/>
+      <w:lvlText w:val="%5."/>
+      <w:lvlJc w:val="left"/>
+      <w:pPr>
+        <w:ind w:left="3600" w:hanging="480"/>
+      </w:pPr>
+    </w:lvl>
+    <w:lvl w:ilvl="5">
+      <w:start w:val="22"/>
+      <w:numFmt w:val="decimal"/>
+      <w:lvlText w:val="%6."/>
+      <w:lvlJc w:val="left"/>
+      <w:pPr>
+        <w:ind w:left="4320" w:hanging="480"/>
+      </w:pPr>
+    </w:lvl>
+    <w:lvl w:ilvl="6">
+      <w:start w:val="22"/>
+      <w:numFmt w:val="decimal"/>
+      <w:lvlText w:val="%7."/>
+      <w:lvlJc w:val="left"/>
+      <w:pPr>
+        <w:ind w:left="5040" w:hanging="480"/>
+      </w:pPr>
+    </w:lvl>
+    <w:lvl w:ilvl="7">
+      <w:start w:val="22"/>
+      <w:numFmt w:val="decimal"/>
+      <w:lvlText w:val="%8."/>
+      <w:lvlJc w:val="left"/>
+      <w:pPr>
+        <w:ind w:left="5760" w:hanging="480"/>
+      </w:pPr>
+    </w:lvl>
+    <w:lvl w:ilvl="8">
+      <w:start w:val="22"/>
+      <w:numFmt w:val="decimal"/>
+      <w:lvlText w:val="%9."/>
+      <w:lvlJc w:val="left"/>
+      <w:pPr>
+        <w:ind w:left="6480" w:hanging="480"/>
+      </w:pPr>
+    </w:lvl>
+  </w:abstractNum>
+  <w:abstractNum w:abstractNumId="994125">
+    <w:nsid w:val="A994125"/>
+    <w:multiLevelType w:val="multilevel"/>
+    <w:lvl w:ilvl="0">
+      <w:start w:val="25"/>
+      <w:numFmt w:val="decimal"/>
+      <w:lvlText w:val="%1."/>
+      <w:lvlJc w:val="left"/>
+      <w:pPr>
+        <w:ind w:left="720" w:hanging="480"/>
+      </w:pPr>
+    </w:lvl>
+    <w:lvl w:ilvl="1">
+      <w:start w:val="25"/>
+      <w:numFmt w:val="decimal"/>
+      <w:lvlText w:val="%2."/>
+      <w:lvlJc w:val="left"/>
+      <w:pPr>
+        <w:ind w:left="1440" w:hanging="480"/>
+      </w:pPr>
+    </w:lvl>
+    <w:lvl w:ilvl="2">
+      <w:start w:val="25"/>
+      <w:numFmt w:val="decimal"/>
+      <w:lvlText w:val="%3."/>
+      <w:lvlJc w:val="left"/>
+      <w:pPr>
+        <w:ind w:left="2160" w:hanging="480"/>
+      </w:pPr>
+    </w:lvl>
+    <w:lvl w:ilvl="3">
+      <w:start w:val="25"/>
+      <w:numFmt w:val="decimal"/>
+      <w:lvlText w:val="%4."/>
+      <w:lvlJc w:val="left"/>
+      <w:pPr>
+        <w:ind w:left="2880" w:hanging="480"/>
+      </w:pPr>
+    </w:lvl>
+    <w:lvl w:ilvl="4">
+      <w:start w:val="25"/>
+      <w:numFmt w:val="decimal"/>
+      <w:lvlText w:val="%5."/>
+      <w:lvlJc w:val="left"/>
+      <w:pPr>
+        <w:ind w:left="3600" w:hanging="480"/>
+      </w:pPr>
+    </w:lvl>
+    <w:lvl w:ilvl="5">
+      <w:start w:val="25"/>
+      <w:numFmt w:val="decimal"/>
+      <w:lvlText w:val="%6."/>
+      <w:lvlJc w:val="left"/>
+      <w:pPr>
+        <w:ind w:left="4320" w:hanging="480"/>
+      </w:pPr>
+    </w:lvl>
+    <w:lvl w:ilvl="6">
+      <w:start w:val="25"/>
+      <w:numFmt w:val="decimal"/>
+      <w:lvlText w:val="%7."/>
+      <w:lvlJc w:val="left"/>
+      <w:pPr>
+        <w:ind w:left="5040" w:hanging="480"/>
+      </w:pPr>
+    </w:lvl>
+    <w:lvl w:ilvl="7">
+      <w:start w:val="25"/>
+      <w:numFmt w:val="decimal"/>
+      <w:lvlText w:val="%8."/>
+      <w:lvlJc w:val="left"/>
+      <w:pPr>
+        <w:ind w:left="5760" w:hanging="480"/>
+      </w:pPr>
+    </w:lvl>
+    <w:lvl w:ilvl="8">
+      <w:start w:val="25"/>
+      <w:numFmt w:val="decimal"/>
+      <w:lvlText w:val="%9."/>
+      <w:lvlJc w:val="left"/>
+      <w:pPr>
+        <w:ind w:left="6480" w:hanging="480"/>
+      </w:pPr>
+    </w:lvl>
+  </w:abstractNum>
+  <w:abstractNum w:abstractNumId="994129">
+    <w:nsid w:val="A994129"/>
+    <w:multiLevelType w:val="multilevel"/>
+    <w:lvl w:ilvl="0">
+      <w:start w:val="29"/>
+      <w:numFmt w:val="decimal"/>
+      <w:lvlText w:val="%1."/>
+      <w:lvlJc w:val="left"/>
+      <w:pPr>
+        <w:ind w:left="720" w:hanging="480"/>
+      </w:pPr>
+    </w:lvl>
+    <w:lvl w:ilvl="1">
+      <w:start w:val="29"/>
+      <w:numFmt w:val="decimal"/>
+      <w:lvlText w:val="%2."/>
+      <w:lvlJc w:val="left"/>
+      <w:pPr>
+        <w:ind w:left="1440" w:hanging="480"/>
+      </w:pPr>
+    </w:lvl>
+    <w:lvl w:ilvl="2">
+      <w:start w:val="29"/>
+      <w:numFmt w:val="decimal"/>
+      <w:lvlText w:val="%3."/>
+      <w:lvlJc w:val="left"/>
+      <w:pPr>
+        <w:ind w:left="2160" w:hanging="480"/>
+      </w:pPr>
+    </w:lvl>
+    <w:lvl w:ilvl="3">
+      <w:start w:val="29"/>
+      <w:numFmt w:val="decimal"/>
+      <w:lvlText w:val="%4."/>
+      <w:lvlJc w:val="left"/>
+      <w:pPr>
+        <w:ind w:left="2880" w:hanging="480"/>
+      </w:pPr>
+    </w:lvl>
+    <w:lvl w:ilvl="4">
+      <w:start w:val="29"/>
+      <w:numFmt w:val="decimal"/>
+      <w:lvlText w:val="%5."/>
+      <w:lvlJc w:val="left"/>
+      <w:pPr>
+        <w:ind w:left="3600" w:hanging="480"/>
+      </w:pPr>
+    </w:lvl>
+    <w:lvl w:ilvl="5">
+      <w:start w:val="29"/>
+      <w:numFmt w:val="decimal"/>
+      <w:lvlText w:val="%6."/>
+      <w:lvlJc w:val="left"/>
+      <w:pPr>
+        <w:ind w:left="4320" w:hanging="480"/>
+      </w:pPr>
+    </w:lvl>
+    <w:lvl w:ilvl="6">
+      <w:start w:val="29"/>
+      <w:numFmt w:val="decimal"/>
+      <w:lvlText w:val="%7."/>
+      <w:lvlJc w:val="left"/>
+      <w:pPr>
+        <w:ind w:left="5040" w:hanging="480"/>
+      </w:pPr>
+    </w:lvl>
+    <w:lvl w:ilvl="7">
+      <w:start w:val="29"/>
+      <w:numFmt w:val="decimal"/>
+      <w:lvlText w:val="%8."/>
+      <w:lvlJc w:val="left"/>
+      <w:pPr>
+        <w:ind w:left="5760" w:hanging="480"/>
+      </w:pPr>
+    </w:lvl>
+    <w:lvl w:ilvl="8">
+      <w:start w:val="29"/>
+      <w:numFmt w:val="decimal"/>
+      <w:lvlText w:val="%9."/>
+      <w:lvlJc w:val="left"/>
+      <w:pPr>
+        <w:ind w:left="6480" w:hanging="480"/>
+      </w:pPr>
+    </w:lvl>
+  </w:abstractNum>
+  <w:abstractNum w:abstractNumId="994131">
+    <w:nsid w:val="A994131"/>
+    <w:multiLevelType w:val="multilevel"/>
+    <w:lvl w:ilvl="0">
+      <w:start w:val="31"/>
+      <w:numFmt w:val="decimal"/>
+      <w:lvlText w:val="%1."/>
+      <w:lvlJc w:val="left"/>
+      <w:pPr>
+        <w:ind w:left="720" w:hanging="480"/>
+      </w:pPr>
+    </w:lvl>
+    <w:lvl w:ilvl="1">
+      <w:start w:val="31"/>
+      <w:numFmt w:val="decimal"/>
+      <w:lvlText w:val="%2."/>
+      <w:lvlJc w:val="left"/>
+      <w:pPr>
+        <w:ind w:left="1440" w:hanging="480"/>
+      </w:pPr>
+    </w:lvl>
+    <w:lvl w:ilvl="2">
+      <w:start w:val="31"/>
+      <w:numFmt w:val="decimal"/>
+      <w:lvlText w:val="%3."/>
+      <w:lvlJc w:val="left"/>
+      <w:pPr>
+        <w:ind w:left="2160" w:hanging="480"/>
+      </w:pPr>
+    </w:lvl>
+    <w:lvl w:ilvl="3">
+      <w:start w:val="31"/>
+      <w:numFmt w:val="decimal"/>
+      <w:lvlText w:val="%4."/>
+      <w:lvlJc w:val="left"/>
+      <w:pPr>
+        <w:ind w:left="2880" w:hanging="480"/>
+      </w:pPr>
+    </w:lvl>
+    <w:lvl w:ilvl="4">
+      <w:start w:val="31"/>
+      <w:numFmt w:val="decimal"/>
+      <w:lvlText w:val="%5."/>
+      <w:lvlJc w:val="left"/>
+      <w:pPr>
+        <w:ind w:left="3600" w:hanging="480"/>
+      </w:pPr>
+    </w:lvl>
+    <w:lvl w:ilvl="5">
+      <w:start w:val="31"/>
+      <w:numFmt w:val="decimal"/>
+      <w:lvlText w:val="%6."/>
+      <w:lvlJc w:val="left"/>
+      <w:pPr>
+        <w:ind w:left="4320" w:hanging="480"/>
+      </w:pPr>
+    </w:lvl>
+    <w:lvl w:ilvl="6">
+      <w:start w:val="31"/>
+      <w:numFmt w:val="decimal"/>
+      <w:lvlText w:val="%7."/>
+      <w:lvlJc w:val="left"/>
+      <w:pPr>
+        <w:ind w:left="5040" w:hanging="480"/>
+      </w:pPr>
+    </w:lvl>
+    <w:lvl w:ilvl="7">
+      <w:start w:val="31"/>
+      <w:numFmt w:val="decimal"/>
+      <w:lvlText w:val="%8."/>
+      <w:lvlJc w:val="left"/>
+      <w:pPr>
+        <w:ind w:left="5760" w:hanging="480"/>
+      </w:pPr>
+    </w:lvl>
+    <w:lvl w:ilvl="8">
+      <w:start w:val="31"/>
+      <w:numFmt w:val="decimal"/>
+      <w:lvlText w:val="%9."/>
+      <w:lvlJc w:val="left"/>
+      <w:pPr>
+        <w:ind w:left="6480" w:hanging="480"/>
+      </w:pPr>
+    </w:lvl>
+  </w:abstractNum>
+  <w:abstractNum w:abstractNumId="994132">
+    <w:nsid w:val="A994132"/>
+    <w:multiLevelType w:val="multilevel"/>
+    <w:lvl w:ilvl="0">
+      <w:start w:val="32"/>
+      <w:numFmt w:val="decimal"/>
+      <w:lvlText w:val="%1."/>
+      <w:lvlJc w:val="left"/>
+      <w:pPr>
+        <w:ind w:left="720" w:hanging="480"/>
+      </w:pPr>
+    </w:lvl>
+    <w:lvl w:ilvl="1">
+      <w:start w:val="32"/>
+      <w:numFmt w:val="decimal"/>
+      <w:lvlText w:val="%2."/>
+      <w:lvlJc w:val="left"/>
+      <w:pPr>
+        <w:ind w:left="1440" w:hanging="480"/>
+      </w:pPr>
+    </w:lvl>
+    <w:lvl w:ilvl="2">
+      <w:start w:val="32"/>
+      <w:numFmt w:val="decimal"/>
+      <w:lvlText w:val="%3."/>
+      <w:lvlJc w:val="left"/>
+      <w:pPr>
+        <w:ind w:left="2160" w:hanging="480"/>
+      </w:pPr>
+    </w:lvl>
+    <w:lvl w:ilvl="3">
+      <w:start w:val="32"/>
+      <w:numFmt w:val="decimal"/>
+      <w:lvlText w:val="%4."/>
+      <w:lvlJc w:val="left"/>
+      <w:pPr>
+        <w:ind w:left="2880" w:hanging="480"/>
+      </w:pPr>
+    </w:lvl>
+    <w:lvl w:ilvl="4">
+      <w:start w:val="32"/>
+      <w:numFmt w:val="decimal"/>
+      <w:lvlText w:val="%5."/>
+      <w:lvlJc w:val="left"/>
+      <w:pPr>
+        <w:ind w:left="3600" w:hanging="480"/>
+      </w:pPr>
+    </w:lvl>
+    <w:lvl w:ilvl="5">
+      <w:start w:val="32"/>
+      <w:numFmt w:val="decimal"/>
+      <w:lvlText w:val="%6."/>
+      <w:lvlJc w:val="left"/>
+      <w:pPr>
+        <w:ind w:left="4320" w:hanging="480"/>
+      </w:pPr>
+    </w:lvl>
+    <w:lvl w:ilvl="6">
+      <w:start w:val="32"/>
+      <w:numFmt w:val="decimal"/>
+      <w:lvlText w:val="%7."/>
+      <w:lvlJc w:val="left"/>
+      <w:pPr>
+        <w:ind w:left="5040" w:hanging="480"/>
+      </w:pPr>
+    </w:lvl>
+    <w:lvl w:ilvl="7">
+      <w:start w:val="32"/>
+      <w:numFmt w:val="decimal"/>
+      <w:lvlText w:val="%8."/>
+      <w:lvlJc w:val="left"/>
+      <w:pPr>
+        <w:ind w:left="5760" w:hanging="480"/>
+      </w:pPr>
+    </w:lvl>
+    <w:lvl w:ilvl="8">
+      <w:start w:val="32"/>
+      <w:numFmt w:val="decimal"/>
+      <w:lvlText w:val="%9."/>
+      <w:lvlJc w:val="left"/>
+      <w:pPr>
+        <w:ind w:left="6480" w:hanging="480"/>
+      </w:pPr>
+    </w:lvl>
+  </w:abstractNum>
+  <w:abstractNum w:abstractNumId="994133">
+    <w:nsid w:val="A994133"/>
+    <w:multiLevelType w:val="multilevel"/>
+    <w:lvl w:ilvl="0">
+      <w:start w:val="33"/>
+      <w:numFmt w:val="decimal"/>
+      <w:lvlText w:val="%1."/>
+      <w:lvlJc w:val="left"/>
+      <w:pPr>
+        <w:ind w:left="720" w:hanging="480"/>
+      </w:pPr>
+    </w:lvl>
+    <w:lvl w:ilvl="1">
+      <w:start w:val="33"/>
+      <w:numFmt w:val="decimal"/>
+      <w:lvlText w:val="%2."/>
+      <w:lvlJc w:val="left"/>
+      <w:pPr>
+        <w:ind w:left="1440" w:hanging="480"/>
+      </w:pPr>
+    </w:lvl>
+    <w:lvl w:ilvl="2">
+      <w:start w:val="33"/>
+      <w:numFmt w:val="decimal"/>
+      <w:lvlText w:val="%3."/>
+      <w:lvlJc w:val="left"/>
+      <w:pPr>
+        <w:ind w:left="2160" w:hanging="480"/>
+      </w:pPr>
+    </w:lvl>
+    <w:lvl w:ilvl="3">
+      <w:start w:val="33"/>
+      <w:numFmt w:val="decimal"/>
+      <w:lvlText w:val="%4."/>
+      <w:lvlJc w:val="left"/>
+      <w:pPr>
+        <w:ind w:left="2880" w:hanging="480"/>
+      </w:pPr>
+    </w:lvl>
+    <w:lvl w:ilvl="4">
+      <w:start w:val="33"/>
+      <w:numFmt w:val="decimal"/>
+      <w:lvlText w:val="%5."/>
+      <w:lvlJc w:val="left"/>
+      <w:pPr>
+        <w:ind w:left="3600" w:hanging="480"/>
+      </w:pPr>
+    </w:lvl>
+    <w:lvl w:ilvl="5">
+      <w:start w:val="33"/>
+      <w:numFmt w:val="decimal"/>
+      <w:lvlText w:val="%6."/>
+      <w:lvlJc w:val="left"/>
+      <w:pPr>
+        <w:ind w:left="4320" w:hanging="480"/>
+      </w:pPr>
+    </w:lvl>
+    <w:lvl w:ilvl="6">
+      <w:start w:val="33"/>
+      <w:numFmt w:val="decimal"/>
+      <w:lvlText w:val="%7."/>
+      <w:lvlJc w:val="left"/>
+      <w:pPr>
+        <w:ind w:left="5040" w:hanging="480"/>
+      </w:pPr>
+    </w:lvl>
+    <w:lvl w:ilvl="7">
+      <w:start w:val="33"/>
+      <w:numFmt w:val="decimal"/>
+      <w:lvlText w:val="%8."/>
+      <w:lvlJc w:val="left"/>
+      <w:pPr>
+        <w:ind w:left="5760" w:hanging="480"/>
+      </w:pPr>
+    </w:lvl>
+    <w:lvl w:ilvl="8">
+      <w:start w:val="33"/>
+      <w:numFmt w:val="decimal"/>
+      <w:lvlText w:val="%9."/>
+      <w:lvlJc w:val="left"/>
+      <w:pPr>
+        <w:ind w:left="6480" w:hanging="480"/>
+      </w:pPr>
+    </w:lvl>
+  </w:abstractNum>
+  <w:abstractNum w:abstractNumId="994134">
+    <w:nsid w:val="A994134"/>
+    <w:multiLevelType w:val="multilevel"/>
+    <w:lvl w:ilvl="0">
+      <w:start w:val="34"/>
+      <w:numFmt w:val="decimal"/>
+      <w:lvlText w:val="%1."/>
+      <w:lvlJc w:val="left"/>
+      <w:pPr>
+        <w:ind w:left="720" w:hanging="480"/>
+      </w:pPr>
+    </w:lvl>
+    <w:lvl w:ilvl="1">
+      <w:start w:val="34"/>
+      <w:numFmt w:val="decimal"/>
+      <w:lvlText w:val="%2."/>
+      <w:lvlJc w:val="left"/>
+      <w:pPr>
+        <w:ind w:left="1440" w:hanging="480"/>
+      </w:pPr>
+    </w:lvl>
+    <w:lvl w:ilvl="2">
+      <w:start w:val="34"/>
+      <w:numFmt w:val="decimal"/>
+      <w:lvlText w:val="%3."/>
+      <w:lvlJc w:val="left"/>
+      <w:pPr>
+        <w:ind w:left="2160" w:hanging="480"/>
+      </w:pPr>
+    </w:lvl>
+    <w:lvl w:ilvl="3">
+      <w:start w:val="34"/>
+      <w:numFmt w:val="decimal"/>
+      <w:lvlText w:val="%4."/>
+      <w:lvlJc w:val="left"/>
+      <w:pPr>
+        <w:ind w:left="2880" w:hanging="480"/>
+      </w:pPr>
+    </w:lvl>
+    <w:lvl w:ilvl="4">
+      <w:start w:val="34"/>
+      <w:numFmt w:val="decimal"/>
+      <w:lvlText w:val="%5."/>
+      <w:lvlJc w:val="left"/>
+      <w:pPr>
+        <w:ind w:left="3600" w:hanging="480"/>
+      </w:pPr>
+    </w:lvl>
+    <w:lvl w:ilvl="5">
+      <w:start w:val="34"/>
+      <w:numFmt w:val="decimal"/>
+      <w:lvlText w:val="%6."/>
+      <w:lvlJc w:val="left"/>
+      <w:pPr>
+        <w:ind w:left="4320" w:hanging="480"/>
+      </w:pPr>
+    </w:lvl>
+    <w:lvl w:ilvl="6">
+      <w:start w:val="34"/>
+      <w:numFmt w:val="decimal"/>
+      <w:lvlText w:val="%7."/>
+      <w:lvlJc w:val="left"/>
+      <w:pPr>
+        <w:ind w:left="5040" w:hanging="480"/>
+      </w:pPr>
+    </w:lvl>
+    <w:lvl w:ilvl="7">
+      <w:start w:val="34"/>
+      <w:numFmt w:val="decimal"/>
+      <w:lvlText w:val="%8."/>
+      <w:lvlJc w:val="left"/>
+      <w:pPr>
+        <w:ind w:left="5760" w:hanging="480"/>
+      </w:pPr>
+    </w:lvl>
+    <w:lvl w:ilvl="8">
+      <w:start w:val="34"/>
+      <w:numFmt w:val="decimal"/>
+      <w:lvlText w:val="%9."/>
+      <w:lvlJc w:val="left"/>
+      <w:pPr>
+        <w:ind w:left="6480" w:hanging="480"/>
+      </w:pPr>
+    </w:lvl>
+  </w:abstractNum>
+  <w:abstractNum w:abstractNumId="994137">
+    <w:nsid w:val="A994137"/>
+    <w:multiLevelType w:val="multilevel"/>
+    <w:lvl w:ilvl="0">
+      <w:start w:val="37"/>
+      <w:numFmt w:val="decimal"/>
+      <w:lvlText w:val="%1."/>
+      <w:lvlJc w:val="left"/>
+      <w:pPr>
+        <w:ind w:left="720" w:hanging="480"/>
+      </w:pPr>
+    </w:lvl>
+    <w:lvl w:ilvl="1">
+      <w:start w:val="37"/>
+      <w:numFmt w:val="decimal"/>
+      <w:lvlText w:val="%2."/>
+      <w:lvlJc w:val="left"/>
+      <w:pPr>
+        <w:ind w:left="1440" w:hanging="480"/>
+      </w:pPr>
+    </w:lvl>
+    <w:lvl w:ilvl="2">
+      <w:start w:val="37"/>
+      <w:numFmt w:val="decimal"/>
+      <w:lvlText w:val="%3."/>
+      <w:lvlJc w:val="left"/>
+      <w:pPr>
+        <w:ind w:left="2160" w:hanging="480"/>
+      </w:pPr>
+    </w:lvl>
+    <w:lvl w:ilvl="3">
+      <w:start w:val="37"/>
+      <w:numFmt w:val="decimal"/>
+      <w:lvlText w:val="%4."/>
+      <w:lvlJc w:val="left"/>
+      <w:pPr>
+        <w:ind w:left="2880" w:hanging="480"/>
+      </w:pPr>
+    </w:lvl>
+    <w:lvl w:ilvl="4">
+      <w:start w:val="37"/>
+      <w:numFmt w:val="decimal"/>
+      <w:lvlText w:val="%5."/>
+      <w:lvlJc w:val="left"/>
+      <w:pPr>
+        <w:ind w:left="3600" w:hanging="480"/>
+      </w:pPr>
+    </w:lvl>
+    <w:lvl w:ilvl="5">
+      <w:start w:val="37"/>
+      <w:numFmt w:val="decimal"/>
+      <w:lvlText w:val="%6."/>
+      <w:lvlJc w:val="left"/>
+      <w:pPr>
+        <w:ind w:left="4320" w:hanging="480"/>
+      </w:pPr>
+    </w:lvl>
+    <w:lvl w:ilvl="6">
+      <w:start w:val="37"/>
+      <w:numFmt w:val="decimal"/>
+      <w:lvlText w:val="%7."/>
+      <w:lvlJc w:val="left"/>
+      <w:pPr>
+        <w:ind w:left="5040" w:hanging="480"/>
+      </w:pPr>
+    </w:lvl>
+    <w:lvl w:ilvl="7">
+      <w:start w:val="37"/>
+      <w:numFmt w:val="decimal"/>
+      <w:lvlText w:val="%8."/>
+      <w:lvlJc w:val="left"/>
+      <w:pPr>
+        <w:ind w:left="5760" w:hanging="480"/>
+      </w:pPr>
+    </w:lvl>
+    <w:lvl w:ilvl="8">
+      <w:start w:val="37"/>
       <w:numFmt w:val="decimal"/>
       <w:lvlText w:val="%9."/>
       <w:lvlJc w:val="left"/>
@@ -5058,6 +7042,366 @@
     </w:lvlOverride>
     <w:lvlOverride w:ilvl="8">
       <w:startOverride w:val="1"/>
+    </w:lvlOverride>
+  </w:num>
+  <w:num w:numId="1008">
+    <w:abstractNumId w:val="99411"/>
+    <w:lvlOverride w:ilvl="0">
+      <w:startOverride w:val="1"/>
+    </w:lvlOverride>
+    <w:lvlOverride w:ilvl="1">
+      <w:startOverride w:val="1"/>
+    </w:lvlOverride>
+    <w:lvlOverride w:ilvl="2">
+      <w:startOverride w:val="1"/>
+    </w:lvlOverride>
+    <w:lvlOverride w:ilvl="3">
+      <w:startOverride w:val="1"/>
+    </w:lvlOverride>
+    <w:lvlOverride w:ilvl="4">
+      <w:startOverride w:val="1"/>
+    </w:lvlOverride>
+    <w:lvlOverride w:ilvl="5">
+      <w:startOverride w:val="1"/>
+    </w:lvlOverride>
+    <w:lvlOverride w:ilvl="6">
+      <w:startOverride w:val="1"/>
+    </w:lvlOverride>
+    <w:lvlOverride w:ilvl="7">
+      <w:startOverride w:val="1"/>
+    </w:lvlOverride>
+    <w:lvlOverride w:ilvl="8">
+      <w:startOverride w:val="1"/>
+    </w:lvlOverride>
+  </w:num>
+  <w:num w:numId="1009">
+    <w:abstractNumId w:val="99414"/>
+    <w:lvlOverride w:ilvl="0">
+      <w:startOverride w:val="4"/>
+    </w:lvlOverride>
+    <w:lvlOverride w:ilvl="1">
+      <w:startOverride w:val="4"/>
+    </w:lvlOverride>
+    <w:lvlOverride w:ilvl="2">
+      <w:startOverride w:val="4"/>
+    </w:lvlOverride>
+    <w:lvlOverride w:ilvl="3">
+      <w:startOverride w:val="4"/>
+    </w:lvlOverride>
+    <w:lvlOverride w:ilvl="4">
+      <w:startOverride w:val="4"/>
+    </w:lvlOverride>
+    <w:lvlOverride w:ilvl="5">
+      <w:startOverride w:val="4"/>
+    </w:lvlOverride>
+    <w:lvlOverride w:ilvl="6">
+      <w:startOverride w:val="4"/>
+    </w:lvlOverride>
+    <w:lvlOverride w:ilvl="7">
+      <w:startOverride w:val="4"/>
+    </w:lvlOverride>
+    <w:lvlOverride w:ilvl="8">
+      <w:startOverride w:val="4"/>
+    </w:lvlOverride>
+  </w:num>
+  <w:num w:numId="1010">
+    <w:abstractNumId w:val="99419"/>
+    <w:lvlOverride w:ilvl="0">
+      <w:startOverride w:val="9"/>
+    </w:lvlOverride>
+    <w:lvlOverride w:ilvl="1">
+      <w:startOverride w:val="9"/>
+    </w:lvlOverride>
+    <w:lvlOverride w:ilvl="2">
+      <w:startOverride w:val="9"/>
+    </w:lvlOverride>
+    <w:lvlOverride w:ilvl="3">
+      <w:startOverride w:val="9"/>
+    </w:lvlOverride>
+    <w:lvlOverride w:ilvl="4">
+      <w:startOverride w:val="9"/>
+    </w:lvlOverride>
+    <w:lvlOverride w:ilvl="5">
+      <w:startOverride w:val="9"/>
+    </w:lvlOverride>
+    <w:lvlOverride w:ilvl="6">
+      <w:startOverride w:val="9"/>
+    </w:lvlOverride>
+    <w:lvlOverride w:ilvl="7">
+      <w:startOverride w:val="9"/>
+    </w:lvlOverride>
+    <w:lvlOverride w:ilvl="8">
+      <w:startOverride w:val="9"/>
+    </w:lvlOverride>
+  </w:num>
+  <w:num w:numId="1011">
+    <w:abstractNumId w:val="994110"/>
+    <w:lvlOverride w:ilvl="0">
+      <w:startOverride w:val="10"/>
+    </w:lvlOverride>
+    <w:lvlOverride w:ilvl="1">
+      <w:startOverride w:val="10"/>
+    </w:lvlOverride>
+    <w:lvlOverride w:ilvl="2">
+      <w:startOverride w:val="10"/>
+    </w:lvlOverride>
+    <w:lvlOverride w:ilvl="3">
+      <w:startOverride w:val="10"/>
+    </w:lvlOverride>
+    <w:lvlOverride w:ilvl="4">
+      <w:startOverride w:val="10"/>
+    </w:lvlOverride>
+    <w:lvlOverride w:ilvl="5">
+      <w:startOverride w:val="10"/>
+    </w:lvlOverride>
+    <w:lvlOverride w:ilvl="6">
+      <w:startOverride w:val="10"/>
+    </w:lvlOverride>
+    <w:lvlOverride w:ilvl="7">
+      <w:startOverride w:val="10"/>
+    </w:lvlOverride>
+    <w:lvlOverride w:ilvl="8">
+      <w:startOverride w:val="10"/>
+    </w:lvlOverride>
+  </w:num>
+  <w:num w:numId="1012">
+    <w:abstractNumId w:val="994122"/>
+    <w:lvlOverride w:ilvl="0">
+      <w:startOverride w:val="22"/>
+    </w:lvlOverride>
+    <w:lvlOverride w:ilvl="1">
+      <w:startOverride w:val="22"/>
+    </w:lvlOverride>
+    <w:lvlOverride w:ilvl="2">
+      <w:startOverride w:val="22"/>
+    </w:lvlOverride>
+    <w:lvlOverride w:ilvl="3">
+      <w:startOverride w:val="22"/>
+    </w:lvlOverride>
+    <w:lvlOverride w:ilvl="4">
+      <w:startOverride w:val="22"/>
+    </w:lvlOverride>
+    <w:lvlOverride w:ilvl="5">
+      <w:startOverride w:val="22"/>
+    </w:lvlOverride>
+    <w:lvlOverride w:ilvl="6">
+      <w:startOverride w:val="22"/>
+    </w:lvlOverride>
+    <w:lvlOverride w:ilvl="7">
+      <w:startOverride w:val="22"/>
+    </w:lvlOverride>
+    <w:lvlOverride w:ilvl="8">
+      <w:startOverride w:val="22"/>
+    </w:lvlOverride>
+  </w:num>
+  <w:num w:numId="1013">
+    <w:abstractNumId w:val="994125"/>
+    <w:lvlOverride w:ilvl="0">
+      <w:startOverride w:val="25"/>
+    </w:lvlOverride>
+    <w:lvlOverride w:ilvl="1">
+      <w:startOverride w:val="25"/>
+    </w:lvlOverride>
+    <w:lvlOverride w:ilvl="2">
+      <w:startOverride w:val="25"/>
+    </w:lvlOverride>
+    <w:lvlOverride w:ilvl="3">
+      <w:startOverride w:val="25"/>
+    </w:lvlOverride>
+    <w:lvlOverride w:ilvl="4">
+      <w:startOverride w:val="25"/>
+    </w:lvlOverride>
+    <w:lvlOverride w:ilvl="5">
+      <w:startOverride w:val="25"/>
+    </w:lvlOverride>
+    <w:lvlOverride w:ilvl="6">
+      <w:startOverride w:val="25"/>
+    </w:lvlOverride>
+    <w:lvlOverride w:ilvl="7">
+      <w:startOverride w:val="25"/>
+    </w:lvlOverride>
+    <w:lvlOverride w:ilvl="8">
+      <w:startOverride w:val="25"/>
+    </w:lvlOverride>
+  </w:num>
+  <w:num w:numId="1014">
+    <w:abstractNumId w:val="994129"/>
+    <w:lvlOverride w:ilvl="0">
+      <w:startOverride w:val="29"/>
+    </w:lvlOverride>
+    <w:lvlOverride w:ilvl="1">
+      <w:startOverride w:val="29"/>
+    </w:lvlOverride>
+    <w:lvlOverride w:ilvl="2">
+      <w:startOverride w:val="29"/>
+    </w:lvlOverride>
+    <w:lvlOverride w:ilvl="3">
+      <w:startOverride w:val="29"/>
+    </w:lvlOverride>
+    <w:lvlOverride w:ilvl="4">
+      <w:startOverride w:val="29"/>
+    </w:lvlOverride>
+    <w:lvlOverride w:ilvl="5">
+      <w:startOverride w:val="29"/>
+    </w:lvlOverride>
+    <w:lvlOverride w:ilvl="6">
+      <w:startOverride w:val="29"/>
+    </w:lvlOverride>
+    <w:lvlOverride w:ilvl="7">
+      <w:startOverride w:val="29"/>
+    </w:lvlOverride>
+    <w:lvlOverride w:ilvl="8">
+      <w:startOverride w:val="29"/>
+    </w:lvlOverride>
+  </w:num>
+  <w:num w:numId="1015">
+    <w:abstractNumId w:val="994131"/>
+    <w:lvlOverride w:ilvl="0">
+      <w:startOverride w:val="31"/>
+    </w:lvlOverride>
+    <w:lvlOverride w:ilvl="1">
+      <w:startOverride w:val="31"/>
+    </w:lvlOverride>
+    <w:lvlOverride w:ilvl="2">
+      <w:startOverride w:val="31"/>
+    </w:lvlOverride>
+    <w:lvlOverride w:ilvl="3">
+      <w:startOverride w:val="31"/>
+    </w:lvlOverride>
+    <w:lvlOverride w:ilvl="4">
+      <w:startOverride w:val="31"/>
+    </w:lvlOverride>
+    <w:lvlOverride w:ilvl="5">
+      <w:startOverride w:val="31"/>
+    </w:lvlOverride>
+    <w:lvlOverride w:ilvl="6">
+      <w:startOverride w:val="31"/>
+    </w:lvlOverride>
+    <w:lvlOverride w:ilvl="7">
+      <w:startOverride w:val="31"/>
+    </w:lvlOverride>
+    <w:lvlOverride w:ilvl="8">
+      <w:startOverride w:val="31"/>
+    </w:lvlOverride>
+  </w:num>
+  <w:num w:numId="1016">
+    <w:abstractNumId w:val="994132"/>
+    <w:lvlOverride w:ilvl="0">
+      <w:startOverride w:val="32"/>
+    </w:lvlOverride>
+    <w:lvlOverride w:ilvl="1">
+      <w:startOverride w:val="32"/>
+    </w:lvlOverride>
+    <w:lvlOverride w:ilvl="2">
+      <w:startOverride w:val="32"/>
+    </w:lvlOverride>
+    <w:lvlOverride w:ilvl="3">
+      <w:startOverride w:val="32"/>
+    </w:lvlOverride>
+    <w:lvlOverride w:ilvl="4">
+      <w:startOverride w:val="32"/>
+    </w:lvlOverride>
+    <w:lvlOverride w:ilvl="5">
+      <w:startOverride w:val="32"/>
+    </w:lvlOverride>
+    <w:lvlOverride w:ilvl="6">
+      <w:startOverride w:val="32"/>
+    </w:lvlOverride>
+    <w:lvlOverride w:ilvl="7">
+      <w:startOverride w:val="32"/>
+    </w:lvlOverride>
+    <w:lvlOverride w:ilvl="8">
+      <w:startOverride w:val="32"/>
+    </w:lvlOverride>
+  </w:num>
+  <w:num w:numId="1017">
+    <w:abstractNumId w:val="994133"/>
+    <w:lvlOverride w:ilvl="0">
+      <w:startOverride w:val="33"/>
+    </w:lvlOverride>
+    <w:lvlOverride w:ilvl="1">
+      <w:startOverride w:val="33"/>
+    </w:lvlOverride>
+    <w:lvlOverride w:ilvl="2">
+      <w:startOverride w:val="33"/>
+    </w:lvlOverride>
+    <w:lvlOverride w:ilvl="3">
+      <w:startOverride w:val="33"/>
+    </w:lvlOverride>
+    <w:lvlOverride w:ilvl="4">
+      <w:startOverride w:val="33"/>
+    </w:lvlOverride>
+    <w:lvlOverride w:ilvl="5">
+      <w:startOverride w:val="33"/>
+    </w:lvlOverride>
+    <w:lvlOverride w:ilvl="6">
+      <w:startOverride w:val="33"/>
+    </w:lvlOverride>
+    <w:lvlOverride w:ilvl="7">
+      <w:startOverride w:val="33"/>
+    </w:lvlOverride>
+    <w:lvlOverride w:ilvl="8">
+      <w:startOverride w:val="33"/>
+    </w:lvlOverride>
+  </w:num>
+  <w:num w:numId="1018">
+    <w:abstractNumId w:val="994134"/>
+    <w:lvlOverride w:ilvl="0">
+      <w:startOverride w:val="34"/>
+    </w:lvlOverride>
+    <w:lvlOverride w:ilvl="1">
+      <w:startOverride w:val="34"/>
+    </w:lvlOverride>
+    <w:lvlOverride w:ilvl="2">
+      <w:startOverride w:val="34"/>
+    </w:lvlOverride>
+    <w:lvlOverride w:ilvl="3">
+      <w:startOverride w:val="34"/>
+    </w:lvlOverride>
+    <w:lvlOverride w:ilvl="4">
+      <w:startOverride w:val="34"/>
+    </w:lvlOverride>
+    <w:lvlOverride w:ilvl="5">
+      <w:startOverride w:val="34"/>
+    </w:lvlOverride>
+    <w:lvlOverride w:ilvl="6">
+      <w:startOverride w:val="34"/>
+    </w:lvlOverride>
+    <w:lvlOverride w:ilvl="7">
+      <w:startOverride w:val="34"/>
+    </w:lvlOverride>
+    <w:lvlOverride w:ilvl="8">
+      <w:startOverride w:val="34"/>
+    </w:lvlOverride>
+  </w:num>
+  <w:num w:numId="1019">
+    <w:abstractNumId w:val="994137"/>
+    <w:lvlOverride w:ilvl="0">
+      <w:startOverride w:val="37"/>
+    </w:lvlOverride>
+    <w:lvlOverride w:ilvl="1">
+      <w:startOverride w:val="37"/>
+    </w:lvlOverride>
+    <w:lvlOverride w:ilvl="2">
+      <w:startOverride w:val="37"/>
+    </w:lvlOverride>
+    <w:lvlOverride w:ilvl="3">
+      <w:startOverride w:val="37"/>
+    </w:lvlOverride>
+    <w:lvlOverride w:ilvl="4">
+      <w:startOverride w:val="37"/>
+    </w:lvlOverride>
+    <w:lvlOverride w:ilvl="5">
+      <w:startOverride w:val="37"/>
+    </w:lvlOverride>
+    <w:lvlOverride w:ilvl="6">
+      <w:startOverride w:val="37"/>
+    </w:lvlOverride>
+    <w:lvlOverride w:ilvl="7">
+      <w:startOverride w:val="37"/>
+    </w:lvlOverride>
+    <w:lvlOverride w:ilvl="8">
+      <w:startOverride w:val="37"/>
     </w:lvlOverride>
   </w:num>
 </w:numbering>

--- a/themes/theme-5/theme 5 draft (pravka).docx
+++ b/themes/theme-5/theme 5 draft (pravka).docx
@@ -2,7 +2,7 @@
 <file path=word/document.xml><?xml version="1.0" encoding="utf-8"?>
 <w:document xmlns:w="http://schemas.openxmlformats.org/wordprocessingml/2006/main" xmlns:m="http://schemas.openxmlformats.org/officeDocument/2006/math" xmlns:r="http://schemas.openxmlformats.org/officeDocument/2006/relationships" xmlns:o="urn:schemas-microsoft-com:office:office" xmlns:v="urn:schemas-microsoft-com:vml" xmlns:w10="urn:schemas-microsoft-com:office:word" xmlns:a="http://schemas.openxmlformats.org/drawingml/2006/main" xmlns:pic="http://schemas.openxmlformats.org/drawingml/2006/picture" xmlns:wp="http://schemas.openxmlformats.org/drawingml/2006/wordprocessingDrawing">
   <w:body>
-    <w:bookmarkStart w:id="152" w:name="Xeacbc06c9cbf3cbd141b473f57c99c08aa89168"/>
+    <w:bookmarkStart w:id="153" w:name="Xeacbc06c9cbf3cbd141b473f57c99c08aa89168"/>
     <w:p>
       <w:pPr>
         <w:pStyle w:val="Heading1"/>
@@ -1296,23 +1296,58 @@
         <w:pStyle w:val="FirstParagraph"/>
       </w:pPr>
       <w:r>
-        <w:t xml:space="preserve">Зуд иногда начинается раньше, чем изменяются анализы. Поэтому нормальный первый результат не всегда завершает поиск причины. Если зуд сохраняется и другого объяснения нет, анализы обычно повторяют каждые одну-две недели. Не следует неделями маскировать симптом увлажняющими или противозудными средствами, считая, что нормальный единичный анализ исключил проблему. Желтизна кожи или белков глаз, очень тёмная моча, светлый стул и заметное ухудшение самочувствия требуют более срочной оценки. Клинические рекомендации РФ, 2024, RCOG</w:t>
-      </w:r>
-    </w:p>
-    <w:p>
-      <w:pPr>
-        <w:pStyle w:val="BodyText"/>
-      </w:pPr>
+        <w:t xml:space="preserve">Зуд иногда начинается раньше, чем изменяются анализы. Поэтому нормальный первый результат не всегда завершает поиск причины. Если зуд сохраняется и другого объяснения нет, анализы обычно повторяют каждые одну-две недели. Не следует неделями маскировать симптом увлажняющими или противозудными средствами, считая, что нормальный единичный анализ исключил проблему. </w:t>
+      </w:r>
       <w:r>
         <w:rPr>
-          <w:rStyle w:val="VerbatimChar"/>
+          <w:strike/>
+          <w:color w:val="C00000"/>
         </w:rPr>
-        <w:t xml:space="preserve">[ОТ РЕДАКТОРА: требуется точная метрика, в источниках отсутствует. «Более срочная оценка» не говорит читательнице, что делать: звонить в тот же день, ехать в приёмное отделение или вызывать скорую. Срок нужен от врача-рецензента.]</w:t>
-      </w:r>
-    </w:p>
-    <w:p>
-      <w:pPr>
-        <w:pStyle w:val="BodyText"/>
+        <w:t>Желтизна кожи или белков глаз, очень тёмная моча, светлый стул и заметное ухудшение самочувствия требуют более срочной оценки.</w:t>
+      </w:r>
+      <w:r>
+        <w:t>Если пожелтели кожа или белки глаз, потемнела моча, посветлел стул или заметно ухудшилось самочувствие, поезжайте в приёмное отделение роддома сразу (Раздел 0).</w:t>
+      </w:r>
+      <w:r>
+        <w:t xml:space="preserve"> </w:t>
+      </w:r>
+      <w:r>
+        <w:rPr>
+          <w:strike/>
+          <w:color w:val="C00000"/>
+        </w:rPr>
+        <w:t>Клинические рекомендации РФ, 2024, RCOG</w:t>
+      </w:r>
+      <w:r>
+        <w:t>При холестазе желтуха бывает редко — менее чем у одной из ста женщин, — и врачи проверяют, нет ли другой болезни печени. Клинические рекомендации РФ, 2024; RCOG; EASL</w:t>
+      </w:r>
+    </w:p>
+    <w:p>
+      <w:pPr>
+        <w:pStyle w:val="BodyText"/>
+      </w:pPr>
+      <w:r>
+        <w:rPr>
+          <w:strike/>
+          <w:color w:val="C00000"/>
+        </w:rPr>
+        <w:t>[ОТ РЕДАКТОРА: требуется точная метрика, в источниках отсутствует. «Более срочная оценка» не говорит читательнице, что делать: звонить в тот же день, ехать в приёмное отделение или вызывать скорую. Срок нужен от врача-рецензента.]</w:t>
+      </w:r>
+    </w:p>
+    <w:p>
+      <w:pPr>
+        <w:pStyle w:val="BodyText"/>
+      </w:pPr>
+      <w:r>
+        <w:t xml:space="preserve">Если холестаз подтверждён, врач может назначить лекарство — урсодезоксихолевую кислоту. По российским рекомендациям она уменьшает зуд и улучшает анализы, но исходы беременности не улучшает, поэтому наблюдение и анализы продолжаются и на лечении. Клинические рекомендации РФ, 2024 — Внутрипечёночный холестаз при беременности</w:t>
+      </w:r>
+    </w:p>
+    <w:bookmarkEnd w:id="34"/>
+    <w:bookmarkEnd w:id="35"/>
+    <w:bookmarkStart w:id="39" w:name="Xdbf57c71843096f45ed86ad929073ac3e63c96b"/>
+    <w:p>
+      <w:pPr>
+        <w:pStyle w:val="Heading2"/>
       </w:pPr>
       <w:r>
         <w:rPr>
@@ -1324,75 +1359,17 @@
     </w:p>
     <w:p>
       <w:pPr>
-        <w:pStyle w:val="BodyText"/>
-      </w:pPr>
-      <w:r>
-        <w:t xml:space="preserve">Если холестаз подтверждён, врач может назначить лекарство — урсодезоксихолевую кислоту. По российским рекомендациям она уменьшает зуд и улучшает анализы, но исходы беременности не улучшает, поэтому наблюдение и анализы продолжаются и на лечении. Клинические рекомендации РФ, 2024 — Внутрипечёночный холестаз при беременности</w:t>
-      </w:r>
-    </w:p>
-    <w:p>
-      <w:pPr>
-        <w:pStyle w:val="BodyText"/>
-      </w:pPr>
-      <w:r>
-        <w:rPr>
-          <w:highlight w:val="yellow"/>
-        </w:rPr>
-        <w:t xml:space="preserve">[ПРОВЕРИТЬ] интервал повторного анализа (каждые одну-две недели) </w:t>
-      </w:r>
+        <w:pStyle w:val="Heading2"/>
+      </w:pPr>
       <w:r>
         <w:rPr>
           <w:strike/>
           <w:color w:val="C00000"/>
+          <w:highlight w:val="yellow"/>
         </w:rPr>
-        <w:t>внесён 22.09.2026 по вторичному источнику:</w:t>
-      </w:r>
-      <w:r>
-        <w:t>— по Tommy's (страница проверена 23.10.2024)</w:t>
-      </w:r>
-      <w:r>
-        <w:t xml:space="preserve"> </w:t>
-      </w:r>
-      <w:r>
-        <w:rPr>
-          <w:strike/>
-          <w:color w:val="C00000"/>
-        </w:rPr>
-        <w:t>Tommy's, со ссылкой на RCOG Green-top Guideline No.</w:t>
-      </w:r>
-      <w:r>
-        <w:t>со ссылкой на RCOG Green-top Guideline No.</w:t>
-      </w:r>
-      <w:r>
-        <w:t xml:space="preserve"> 43 (2022): «If you are still itching and a cause hasn't been found, the blood tests should be repeated every 1–2 weeks». </w:t>
-      </w:r>
-      <w:r>
-        <w:rPr>
-          <w:strike/>
-          <w:color w:val="C00000"/>
-        </w:rPr>
-        <w:t>Первичный документ RCOG и КР РФ 2024 по этому вопросу не сверены.</w:t>
-      </w:r>
-      <w:r>
-        <w:t>Первичный документ RCOG недоступен для машинной проверки (20.10.2026);</w:t>
-      </w:r>
-      <w:r>
-        <w:t xml:space="preserve"> </w:t>
-      </w:r>
-      <w:r>
-        <w:rPr>
-          <w:strike/>
-          <w:color w:val="C00000"/>
-        </w:rPr>
-        <w:t>Требуется подтверждение врача-рецензента.</w:t>
-      </w:r>
-      <w:r>
-        <w:t>информация RCOG для пациенток (обновлена в апреле 2026) пишет: анализы «обычно повторяют через неделю», а при сохраняющемся зуде — повторяют без указания срока. КР РФ 2024 этот случай (зуд при нормальном анализе) не разбирают: они задают повтор через неделю после начала лечения и затем индивидуально. Вопрос врачу-рецензенту.</w:t>
-      </w:r>
-    </w:p>
-    <w:bookmarkEnd w:id="34"/>
-    <w:bookmarkEnd w:id="35"/>
-    <w:bookmarkStart w:id="39" w:name="Xdbf57c71843096f45ed86ad929073ac3e63c96b"/>
+        <w:t>[ПРОВЕРИТЬ] интервал повторного анализа (каждые одну-две недели) внесён 22.09.2026 по вторичному источнику: Tommy's, со ссылкой на RCOG Green-top Guideline No. 43 (2022): «If you are still itching and a cause hasn't been found, the blood tests should be repeated every 1–2 weeks». Первичный документ RCOG и КР РФ 2024 по этому вопросу не сверены. Требуется подтверждение врача-рецензента.</w:t>
+      </w:r>
+    </w:p>
     <w:p>
       <w:pPr>
         <w:pStyle w:val="Heading2"/>
@@ -3586,7 +3563,7 @@
         <w:rPr>
           <w:rStyle w:val="VerbatimChar"/>
         </w:rPr>
-        <w:t xml:space="preserve">[ОТ РЕДАКТОРА: сроки уровней — по страницам NHS (22.09.2026) и, где касается акушерской срочности, по Разделу 0 (выровнено 20.10.2026: кровь и подтекание вод — сразу в роддом; выделения с запахом и температурой выше 38 °C, мочевые симптомы с температурой, ознобом, болью в пояснице — сразу в роддом). Покраснение груди с температурой — «в тот же день» совпадает с Разделом 0 (температура выше 37,5 °C — позвонить врачу в тот же день). Вопрос врачу: Раздел 0 при жжении без температуры даёт «сегодня или завтра», Тема 5 по NHS — «в тот же день».]</w:t>
+        <w:t xml:space="preserve">[ОТ РЕДАКТОРА: сроки уровней — по страницам NHS (22.09.2026) и, где касается акушерской срочности, по Разделу 0 (выровнено 20.10.2026: кровь и подтекание вод — сразу в роддом; выделения с запахом и температурой выше 38 °C, мочевые симптомы с температурой, ознобом, болью в пояснице — сразу в роддом). Покраснение груди с температурой — «в тот же день» совпадает с Разделом 0 (температура выше 37,5 °C — позвонить врачу в тот же день). Жжение при мочеиспускании без температуры — «в тот же день» в обеих главах (Раздел 0 исправлен 20.10.2026 по NICE NG109 и NHS).]</w:t>
       </w:r>
     </w:p>
     <w:bookmarkEnd w:id="103"/>
@@ -4399,7 +4376,7 @@
       </w:r>
     </w:p>
     <w:bookmarkEnd w:id="109"/>
-    <w:bookmarkStart w:id="151" w:name="клинические-и-научные-источники"/>
+    <w:bookmarkStart w:id="152" w:name="клинические-и-научные-источники"/>
     <w:p>
       <w:pPr>
         <w:pStyle w:val="Heading2"/>
@@ -4676,7 +4653,7 @@
         <w:pStyle w:val="Compact"/>
       </w:pPr>
       <w:r>
-        <w:t xml:space="preserve">Tommy’s.</w:t>
+        <w:t xml:space="preserve">Royal College of Obstetricians and Gynaecologists.</w:t>
       </w:r>
       <w:r>
         <w:t xml:space="preserve"> </w:t>
@@ -4686,11 +4663,11 @@
           <w:rPr>
             <w:rStyle w:val="Hyperlink"/>
           </w:rPr>
-          <w:t xml:space="preserve">Intrahepatic cholestasis of pregnancy (ICP)</w:t>
+          <w:t xml:space="preserve">Intrahepatic cholestasis of pregnancy. Green-top Guideline No. 43</w:t>
         </w:r>
       </w:hyperlink>
       <w:r>
-        <w:t xml:space="preserve">. Проверено 23.10.2024 — если зуд сохраняется, а причина не найдена, анализы повторяют каждые одну-две недели (5.2).</w:t>
+        <w:t xml:space="preserve">. BJOG, 2022;129:e95–e114 — при сохраняющемся зуде и нормальных анализах их повторяют каждые одну-две недели; урсодезоксихолевая кислота не снижает риск неблагоприятных исходов для ребёнка и лишь немного уменьшает зуд; желтуха при холестазе бывает менее чем у 1 % и требует дополнительного обследования (5.2).</w:t>
       </w:r>
       <w:r>
         <w:t xml:space="preserve"> </w:t>
@@ -4700,7 +4677,43 @@
           <w:iCs/>
           <w:i/>
         </w:rPr>
-        <w:t xml:space="preserve">Сверка не доведена до первоисточника: Tommy’s ссылается на RCOG Green-top Guideline No. 43 (2022), документ недоступен для машинной проверки. Информация RCOG для пациенток (№ 8) пишет о повторе через неделю, а при сохраняющемся зуде — без срока.</w:t>
+        <w:t xml:space="preserve">Сверено по PDF на Google Диске пользователя (20.10.2026). Прежде утверждение о повторе анализов стояло на пересказе Tommy’s (страница проверена 23.10.2024) — заменено первоисточником.</w:t>
+      </w:r>
+    </w:p>
+    <w:p>
+      <w:pPr>
+        <w:numPr>
+          <w:ilvl w:val="0"/>
+          <w:numId w:val="1009"/>
+        </w:numPr>
+        <w:pStyle w:val="Compact"/>
+      </w:pPr>
+      <w:r>
+        <w:t xml:space="preserve">European Association for the Study of the Liver (EASL).</w:t>
+      </w:r>
+      <w:r>
+        <w:t xml:space="preserve"> </w:t>
+      </w:r>
+      <w:hyperlink r:id="rId118">
+        <w:r>
+          <w:rPr>
+            <w:rStyle w:val="Hyperlink"/>
+          </w:rPr>
+          <w:t xml:space="preserve">EASL Clinical Practice Guidelines on the management of liver diseases in pregnancy</w:t>
+        </w:r>
+      </w:hyperlink>
+      <w:r>
+        <w:t xml:space="preserve">. Journal of Hepatology, 2023;79:768–828 — желтуха при беременности требует обследования: среди причин — острая жировая дистрофия печени, неотложное состояние третьего триместра (5.2).</w:t>
+      </w:r>
+      <w:r>
+        <w:t xml:space="preserve"> </w:t>
+      </w:r>
+      <w:r>
+        <w:rPr>
+          <w:iCs/>
+          <w:i/>
+        </w:rPr>
+        <w:t xml:space="preserve">Сверено по PDF на Google Диске пользователя.</w:t>
       </w:r>
     </w:p>
     <w:p>
@@ -4729,7 +4742,7 @@
       <w:r>
         <w:t xml:space="preserve"> </w:t>
       </w:r>
-      <w:hyperlink r:id="rId118">
+      <w:hyperlink r:id="rId119">
         <w:r>
           <w:rPr>
             <w:rStyle w:val="Hyperlink"/>
@@ -4767,7 +4780,7 @@
       <w:r>
         <w:t xml:space="preserve"> </w:t>
       </w:r>
-      <w:hyperlink r:id="rId119">
+      <w:hyperlink r:id="rId120">
         <w:r>
           <w:rPr>
             <w:rStyle w:val="Hyperlink"/>
@@ -4796,7 +4809,7 @@
       <w:r>
         <w:t xml:space="preserve"> </w:t>
       </w:r>
-      <w:hyperlink r:id="rId120">
+      <w:hyperlink r:id="rId121">
         <w:r>
           <w:rPr>
             <w:rStyle w:val="Hyperlink"/>
@@ -4822,7 +4835,7 @@
       <w:r>
         <w:t xml:space="preserve"> </w:t>
       </w:r>
-      <w:hyperlink r:id="rId121">
+      <w:hyperlink r:id="rId122">
         <w:r>
           <w:rPr>
             <w:rStyle w:val="Hyperlink"/>
@@ -4858,7 +4871,7 @@
       <w:r>
         <w:t xml:space="preserve"> </w:t>
       </w:r>
-      <w:hyperlink r:id="rId122">
+      <w:hyperlink r:id="rId123">
         <w:r>
           <w:rPr>
             <w:rStyle w:val="Hyperlink"/>
@@ -4884,7 +4897,7 @@
       <w:r>
         <w:t xml:space="preserve"> </w:t>
       </w:r>
-      <w:hyperlink r:id="rId123">
+      <w:hyperlink r:id="rId124">
         <w:r>
           <w:rPr>
             <w:rStyle w:val="Hyperlink"/>
@@ -4913,7 +4926,7 @@
       <w:r>
         <w:t xml:space="preserve"> </w:t>
       </w:r>
-      <w:hyperlink r:id="rId124">
+      <w:hyperlink r:id="rId125">
         <w:r>
           <w:rPr>
             <w:rStyle w:val="Hyperlink"/>
@@ -4976,7 +4989,7 @@
       <w:r>
         <w:t xml:space="preserve"> </w:t>
       </w:r>
-      <w:hyperlink r:id="rId125">
+      <w:hyperlink r:id="rId126">
         <w:r>
           <w:rPr>
             <w:rStyle w:val="Hyperlink"/>
@@ -5005,7 +5018,7 @@
       <w:r>
         <w:t xml:space="preserve"> </w:t>
       </w:r>
-      <w:hyperlink r:id="rId126">
+      <w:hyperlink r:id="rId127">
         <w:r>
           <w:rPr>
             <w:rStyle w:val="Hyperlink"/>
@@ -5034,7 +5047,7 @@
       <w:r>
         <w:t xml:space="preserve"> </w:t>
       </w:r>
-      <w:hyperlink r:id="rId127">
+      <w:hyperlink r:id="rId128">
         <w:r>
           <w:rPr>
             <w:rStyle w:val="Hyperlink"/>
@@ -5063,7 +5076,7 @@
       <w:r>
         <w:t xml:space="preserve"> </w:t>
       </w:r>
-      <w:hyperlink r:id="rId128">
+      <w:hyperlink r:id="rId129">
         <w:r>
           <w:rPr>
             <w:rStyle w:val="Hyperlink"/>
@@ -5099,7 +5112,7 @@
       <w:r>
         <w:t xml:space="preserve"> </w:t>
       </w:r>
-      <w:hyperlink r:id="rId129">
+      <w:hyperlink r:id="rId130">
         <w:r>
           <w:rPr>
             <w:rStyle w:val="Hyperlink"/>
@@ -5137,7 +5150,7 @@
       <w:r>
         <w:t xml:space="preserve"> </w:t>
       </w:r>
-      <w:hyperlink r:id="rId130">
+      <w:hyperlink r:id="rId131">
         <w:r>
           <w:rPr>
             <w:rStyle w:val="Hyperlink"/>
@@ -5163,7 +5176,7 @@
       <w:r>
         <w:t xml:space="preserve"> </w:t>
       </w:r>
-      <w:hyperlink r:id="rId131">
+      <w:hyperlink r:id="rId132">
         <w:r>
           <w:rPr>
             <w:rStyle w:val="Hyperlink"/>
@@ -5189,7 +5202,7 @@
       <w:r>
         <w:t xml:space="preserve"> </w:t>
       </w:r>
-      <w:hyperlink r:id="rId132">
+      <w:hyperlink r:id="rId133">
         <w:r>
           <w:rPr>
             <w:rStyle w:val="Hyperlink"/>
@@ -5227,7 +5240,7 @@
       <w:r>
         <w:t xml:space="preserve"> </w:t>
       </w:r>
-      <w:hyperlink r:id="rId133">
+      <w:hyperlink r:id="rId134">
         <w:r>
           <w:rPr>
             <w:rStyle w:val="Hyperlink"/>
@@ -5256,7 +5269,7 @@
       <w:r>
         <w:t xml:space="preserve"> </w:t>
       </w:r>
-      <w:hyperlink r:id="rId134">
+      <w:hyperlink r:id="rId135">
         <w:r>
           <w:rPr>
             <w:rStyle w:val="Hyperlink"/>
@@ -5285,7 +5298,7 @@
       <w:r>
         <w:t xml:space="preserve"> </w:t>
       </w:r>
-      <w:hyperlink r:id="rId135">
+      <w:hyperlink r:id="rId136">
         <w:r>
           <w:rPr>
             <w:rStyle w:val="Hyperlink"/>
@@ -5311,7 +5324,7 @@
       <w:r>
         <w:t xml:space="preserve"> </w:t>
       </w:r>
-      <w:hyperlink r:id="rId136">
+      <w:hyperlink r:id="rId137">
         <w:r>
           <w:rPr>
             <w:rStyle w:val="Hyperlink"/>
@@ -5359,7 +5372,7 @@
       <w:r>
         <w:t xml:space="preserve"> </w:t>
       </w:r>
-      <w:hyperlink r:id="rId137">
+      <w:hyperlink r:id="rId138">
         <w:r>
           <w:rPr>
             <w:rStyle w:val="Hyperlink"/>
@@ -5385,7 +5398,7 @@
       <w:r>
         <w:t xml:space="preserve"> </w:t>
       </w:r>
-      <w:hyperlink r:id="rId138">
+      <w:hyperlink r:id="rId139">
         <w:r>
           <w:rPr>
             <w:rStyle w:val="Hyperlink"/>
@@ -5423,7 +5436,7 @@
       <w:r>
         <w:t xml:space="preserve"> </w:t>
       </w:r>
-      <w:hyperlink r:id="rId139">
+      <w:hyperlink r:id="rId140">
         <w:r>
           <w:rPr>
             <w:rStyle w:val="Hyperlink"/>
@@ -5461,7 +5474,7 @@
       <w:r>
         <w:t xml:space="preserve"> </w:t>
       </w:r>
-      <w:hyperlink r:id="rId140">
+      <w:hyperlink r:id="rId141">
         <w:r>
           <w:rPr>
             <w:rStyle w:val="Hyperlink"/>
@@ -5509,7 +5522,7 @@
       <w:r>
         <w:t xml:space="preserve"> </w:t>
       </w:r>
-      <w:hyperlink r:id="rId141">
+      <w:hyperlink r:id="rId142">
         <w:r>
           <w:rPr>
             <w:rStyle w:val="Hyperlink"/>
@@ -5547,7 +5560,7 @@
       <w:r>
         <w:t xml:space="preserve"> </w:t>
       </w:r>
-      <w:hyperlink r:id="rId142">
+      <w:hyperlink r:id="rId143">
         <w:r>
           <w:rPr>
             <w:rStyle w:val="Hyperlink"/>
@@ -5573,7 +5586,7 @@
       <w:r>
         <w:t xml:space="preserve"> </w:t>
       </w:r>
-      <w:hyperlink r:id="rId143">
+      <w:hyperlink r:id="rId144">
         <w:r>
           <w:rPr>
             <w:rStyle w:val="Hyperlink"/>
@@ -5599,7 +5612,7 @@
       <w:r>
         <w:t xml:space="preserve"> </w:t>
       </w:r>
-      <w:hyperlink r:id="rId144">
+      <w:hyperlink r:id="rId145">
         <w:r>
           <w:rPr>
             <w:rStyle w:val="Hyperlink"/>
@@ -5637,7 +5650,7 @@
       <w:r>
         <w:t xml:space="preserve"> </w:t>
       </w:r>
-      <w:hyperlink r:id="rId145">
+      <w:hyperlink r:id="rId146">
         <w:r>
           <w:rPr>
             <w:rStyle w:val="Hyperlink"/>
@@ -5663,7 +5676,7 @@
       <w:r>
         <w:t xml:space="preserve"> </w:t>
       </w:r>
-      <w:hyperlink r:id="rId146">
+      <w:hyperlink r:id="rId147">
         <w:r>
           <w:rPr>
             <w:rStyle w:val="Hyperlink"/>
@@ -5689,7 +5702,7 @@
       <w:r>
         <w:t xml:space="preserve"> </w:t>
       </w:r>
-      <w:hyperlink r:id="rId147">
+      <w:hyperlink r:id="rId148">
         <w:r>
           <w:rPr>
             <w:rStyle w:val="Hyperlink"/>
@@ -5715,7 +5728,7 @@
       <w:r>
         <w:t xml:space="preserve"> </w:t>
       </w:r>
-      <w:hyperlink r:id="rId148">
+      <w:hyperlink r:id="rId149">
         <w:r>
           <w:rPr>
             <w:rStyle w:val="Hyperlink"/>
@@ -5741,7 +5754,7 @@
       <w:r>
         <w:t xml:space="preserve"> </w:t>
       </w:r>
-      <w:hyperlink r:id="rId149">
+      <w:hyperlink r:id="rId150">
         <w:r>
           <w:rPr>
             <w:rStyle w:val="Hyperlink"/>
@@ -5777,7 +5790,7 @@
       <w:r>
         <w:t xml:space="preserve"> </w:t>
       </w:r>
-      <w:hyperlink r:id="rId150">
+      <w:hyperlink r:id="rId151">
         <w:r>
           <w:rPr>
             <w:rStyle w:val="Hyperlink"/>
@@ -5789,8 +5802,8 @@
         <w:t xml:space="preserve">. 08.08.2018 — тест на подтекание вод сам по себе не ставит диагноз, нужна оценка врача (5.14).</w:t>
       </w:r>
     </w:p>
-    <w:bookmarkEnd w:id="151"/>
     <w:bookmarkEnd w:id="152"/>
+    <w:bookmarkEnd w:id="153"/>
     <w:sectPr/>
   </w:body>
 </w:document>
@@ -6143,91 +6156,6 @@
       </w:pPr>
     </w:lvl>
   </w:abstractNum>
-  <w:abstractNum w:abstractNumId="99419">
-    <w:nsid w:val="A99419"/>
-    <w:multiLevelType w:val="multilevel"/>
-    <w:lvl w:ilvl="0">
-      <w:start w:val="9"/>
-      <w:numFmt w:val="decimal"/>
-      <w:lvlText w:val="%1."/>
-      <w:lvlJc w:val="left"/>
-      <w:pPr>
-        <w:ind w:left="720" w:hanging="480"/>
-      </w:pPr>
-    </w:lvl>
-    <w:lvl w:ilvl="1">
-      <w:start w:val="9"/>
-      <w:numFmt w:val="decimal"/>
-      <w:lvlText w:val="%2."/>
-      <w:lvlJc w:val="left"/>
-      <w:pPr>
-        <w:ind w:left="1440" w:hanging="480"/>
-      </w:pPr>
-    </w:lvl>
-    <w:lvl w:ilvl="2">
-      <w:start w:val="9"/>
-      <w:numFmt w:val="decimal"/>
-      <w:lvlText w:val="%3."/>
-      <w:lvlJc w:val="left"/>
-      <w:pPr>
-        <w:ind w:left="2160" w:hanging="480"/>
-      </w:pPr>
-    </w:lvl>
-    <w:lvl w:ilvl="3">
-      <w:start w:val="9"/>
-      <w:numFmt w:val="decimal"/>
-      <w:lvlText w:val="%4."/>
-      <w:lvlJc w:val="left"/>
-      <w:pPr>
-        <w:ind w:left="2880" w:hanging="480"/>
-      </w:pPr>
-    </w:lvl>
-    <w:lvl w:ilvl="4">
-      <w:start w:val="9"/>
-      <w:numFmt w:val="decimal"/>
-      <w:lvlText w:val="%5."/>
-      <w:lvlJc w:val="left"/>
-      <w:pPr>
-        <w:ind w:left="3600" w:hanging="480"/>
-      </w:pPr>
-    </w:lvl>
-    <w:lvl w:ilvl="5">
-      <w:start w:val="9"/>
-      <w:numFmt w:val="decimal"/>
-      <w:lvlText w:val="%6."/>
-      <w:lvlJc w:val="left"/>
-      <w:pPr>
-        <w:ind w:left="4320" w:hanging="480"/>
-      </w:pPr>
-    </w:lvl>
-    <w:lvl w:ilvl="6">
-      <w:start w:val="9"/>
-      <w:numFmt w:val="decimal"/>
-      <w:lvlText w:val="%7."/>
-      <w:lvlJc w:val="left"/>
-      <w:pPr>
-        <w:ind w:left="5040" w:hanging="480"/>
-      </w:pPr>
-    </w:lvl>
-    <w:lvl w:ilvl="7">
-      <w:start w:val="9"/>
-      <w:numFmt w:val="decimal"/>
-      <w:lvlText w:val="%8."/>
-      <w:lvlJc w:val="left"/>
-      <w:pPr>
-        <w:ind w:left="5760" w:hanging="480"/>
-      </w:pPr>
-    </w:lvl>
-    <w:lvl w:ilvl="8">
-      <w:start w:val="9"/>
-      <w:numFmt w:val="decimal"/>
-      <w:lvlText w:val="%9."/>
-      <w:lvlJc w:val="left"/>
-      <w:pPr>
-        <w:ind w:left="6480" w:hanging="480"/>
-      </w:pPr>
-    </w:lvl>
-  </w:abstractNum>
   <w:abstractNum w:abstractNumId="994110">
     <w:nsid w:val="A994110"/>
     <w:multiLevelType w:val="multilevel"/>
@@ -6313,11 +6241,11 @@
       </w:pPr>
     </w:lvl>
   </w:abstractNum>
-  <w:abstractNum w:abstractNumId="994122">
-    <w:nsid w:val="A994122"/>
+  <w:abstractNum w:abstractNumId="994111">
+    <w:nsid w:val="A994111"/>
     <w:multiLevelType w:val="multilevel"/>
     <w:lvl w:ilvl="0">
-      <w:start w:val="22"/>
+      <w:start w:val="11"/>
       <w:numFmt w:val="decimal"/>
       <w:lvlText w:val="%1."/>
       <w:lvlJc w:val="left"/>
@@ -6326,7 +6254,7 @@
       </w:pPr>
     </w:lvl>
     <w:lvl w:ilvl="1">
-      <w:start w:val="22"/>
+      <w:start w:val="11"/>
       <w:numFmt w:val="decimal"/>
       <w:lvlText w:val="%2."/>
       <w:lvlJc w:val="left"/>
@@ -6335,7 +6263,7 @@
       </w:pPr>
     </w:lvl>
     <w:lvl w:ilvl="2">
-      <w:start w:val="22"/>
+      <w:start w:val="11"/>
       <w:numFmt w:val="decimal"/>
       <w:lvlText w:val="%3."/>
       <w:lvlJc w:val="left"/>
@@ -6344,7 +6272,7 @@
       </w:pPr>
     </w:lvl>
     <w:lvl w:ilvl="3">
-      <w:start w:val="22"/>
+      <w:start w:val="11"/>
       <w:numFmt w:val="decimal"/>
       <w:lvlText w:val="%4."/>
       <w:lvlJc w:val="left"/>
@@ -6353,7 +6281,7 @@
       </w:pPr>
     </w:lvl>
     <w:lvl w:ilvl="4">
-      <w:start w:val="22"/>
+      <w:start w:val="11"/>
       <w:numFmt w:val="decimal"/>
       <w:lvlText w:val="%5."/>
       <w:lvlJc w:val="left"/>
@@ -6362,7 +6290,7 @@
       </w:pPr>
     </w:lvl>
     <w:lvl w:ilvl="5">
-      <w:start w:val="22"/>
+      <w:start w:val="11"/>
       <w:numFmt w:val="decimal"/>
       <w:lvlText w:val="%6."/>
       <w:lvlJc w:val="left"/>
@@ -6371,7 +6299,7 @@
       </w:pPr>
     </w:lvl>
     <w:lvl w:ilvl="6">
-      <w:start w:val="22"/>
+      <w:start w:val="11"/>
       <w:numFmt w:val="decimal"/>
       <w:lvlText w:val="%7."/>
       <w:lvlJc w:val="left"/>
@@ -6380,7 +6308,7 @@
       </w:pPr>
     </w:lvl>
     <w:lvl w:ilvl="7">
-      <w:start w:val="22"/>
+      <w:start w:val="11"/>
       <w:numFmt w:val="decimal"/>
       <w:lvlText w:val="%8."/>
       <w:lvlJc w:val="left"/>
@@ -6389,7 +6317,7 @@
       </w:pPr>
     </w:lvl>
     <w:lvl w:ilvl="8">
-      <w:start w:val="22"/>
+      <w:start w:val="11"/>
       <w:numFmt w:val="decimal"/>
       <w:lvlText w:val="%9."/>
       <w:lvlJc w:val="left"/>
@@ -6398,11 +6326,11 @@
       </w:pPr>
     </w:lvl>
   </w:abstractNum>
-  <w:abstractNum w:abstractNumId="994125">
-    <w:nsid w:val="A994125"/>
+  <w:abstractNum w:abstractNumId="994123">
+    <w:nsid w:val="A994123"/>
     <w:multiLevelType w:val="multilevel"/>
     <w:lvl w:ilvl="0">
-      <w:start w:val="25"/>
+      <w:start w:val="23"/>
       <w:numFmt w:val="decimal"/>
       <w:lvlText w:val="%1."/>
       <w:lvlJc w:val="left"/>
@@ -6411,7 +6339,7 @@
       </w:pPr>
     </w:lvl>
     <w:lvl w:ilvl="1">
-      <w:start w:val="25"/>
+      <w:start w:val="23"/>
       <w:numFmt w:val="decimal"/>
       <w:lvlText w:val="%2."/>
       <w:lvlJc w:val="left"/>
@@ -6420,7 +6348,7 @@
       </w:pPr>
     </w:lvl>
     <w:lvl w:ilvl="2">
-      <w:start w:val="25"/>
+      <w:start w:val="23"/>
       <w:numFmt w:val="decimal"/>
       <w:lvlText w:val="%3."/>
       <w:lvlJc w:val="left"/>
@@ -6429,7 +6357,7 @@
       </w:pPr>
     </w:lvl>
     <w:lvl w:ilvl="3">
-      <w:start w:val="25"/>
+      <w:start w:val="23"/>
       <w:numFmt w:val="decimal"/>
       <w:lvlText w:val="%4."/>
       <w:lvlJc w:val="left"/>
@@ -6438,7 +6366,7 @@
       </w:pPr>
     </w:lvl>
     <w:lvl w:ilvl="4">
-      <w:start w:val="25"/>
+      <w:start w:val="23"/>
       <w:numFmt w:val="decimal"/>
       <w:lvlText w:val="%5."/>
       <w:lvlJc w:val="left"/>
@@ -6447,7 +6375,7 @@
       </w:pPr>
     </w:lvl>
     <w:lvl w:ilvl="5">
-      <w:start w:val="25"/>
+      <w:start w:val="23"/>
       <w:numFmt w:val="decimal"/>
       <w:lvlText w:val="%6."/>
       <w:lvlJc w:val="left"/>
@@ -6456,7 +6384,7 @@
       </w:pPr>
     </w:lvl>
     <w:lvl w:ilvl="6">
-      <w:start w:val="25"/>
+      <w:start w:val="23"/>
       <w:numFmt w:val="decimal"/>
       <w:lvlText w:val="%7."/>
       <w:lvlJc w:val="left"/>
@@ -6465,7 +6393,7 @@
       </w:pPr>
     </w:lvl>
     <w:lvl w:ilvl="7">
-      <w:start w:val="25"/>
+      <w:start w:val="23"/>
       <w:numFmt w:val="decimal"/>
       <w:lvlText w:val="%8."/>
       <w:lvlJc w:val="left"/>
@@ -6474,7 +6402,7 @@
       </w:pPr>
     </w:lvl>
     <w:lvl w:ilvl="8">
-      <w:start w:val="25"/>
+      <w:start w:val="23"/>
       <w:numFmt w:val="decimal"/>
       <w:lvlText w:val="%9."/>
       <w:lvlJc w:val="left"/>
@@ -6483,11 +6411,11 @@
       </w:pPr>
     </w:lvl>
   </w:abstractNum>
-  <w:abstractNum w:abstractNumId="994129">
-    <w:nsid w:val="A994129"/>
+  <w:abstractNum w:abstractNumId="994126">
+    <w:nsid w:val="A994126"/>
     <w:multiLevelType w:val="multilevel"/>
     <w:lvl w:ilvl="0">
-      <w:start w:val="29"/>
+      <w:start w:val="26"/>
       <w:numFmt w:val="decimal"/>
       <w:lvlText w:val="%1."/>
       <w:lvlJc w:val="left"/>
@@ -6496,7 +6424,7 @@
       </w:pPr>
     </w:lvl>
     <w:lvl w:ilvl="1">
-      <w:start w:val="29"/>
+      <w:start w:val="26"/>
       <w:numFmt w:val="decimal"/>
       <w:lvlText w:val="%2."/>
       <w:lvlJc w:val="left"/>
@@ -6505,7 +6433,7 @@
       </w:pPr>
     </w:lvl>
     <w:lvl w:ilvl="2">
-      <w:start w:val="29"/>
+      <w:start w:val="26"/>
       <w:numFmt w:val="decimal"/>
       <w:lvlText w:val="%3."/>
       <w:lvlJc w:val="left"/>
@@ -6514,7 +6442,7 @@
       </w:pPr>
     </w:lvl>
     <w:lvl w:ilvl="3">
-      <w:start w:val="29"/>
+      <w:start w:val="26"/>
       <w:numFmt w:val="decimal"/>
       <w:lvlText w:val="%4."/>
       <w:lvlJc w:val="left"/>
@@ -6523,7 +6451,7 @@
       </w:pPr>
     </w:lvl>
     <w:lvl w:ilvl="4">
-      <w:start w:val="29"/>
+      <w:start w:val="26"/>
       <w:numFmt w:val="decimal"/>
       <w:lvlText w:val="%5."/>
       <w:lvlJc w:val="left"/>
@@ -6532,7 +6460,7 @@
       </w:pPr>
     </w:lvl>
     <w:lvl w:ilvl="5">
-      <w:start w:val="29"/>
+      <w:start w:val="26"/>
       <w:numFmt w:val="decimal"/>
       <w:lvlText w:val="%6."/>
       <w:lvlJc w:val="left"/>
@@ -6541,7 +6469,7 @@
       </w:pPr>
     </w:lvl>
     <w:lvl w:ilvl="6">
-      <w:start w:val="29"/>
+      <w:start w:val="26"/>
       <w:numFmt w:val="decimal"/>
       <w:lvlText w:val="%7."/>
       <w:lvlJc w:val="left"/>
@@ -6550,7 +6478,7 @@
       </w:pPr>
     </w:lvl>
     <w:lvl w:ilvl="7">
-      <w:start w:val="29"/>
+      <w:start w:val="26"/>
       <w:numFmt w:val="decimal"/>
       <w:lvlText w:val="%8."/>
       <w:lvlJc w:val="left"/>
@@ -6559,7 +6487,7 @@
       </w:pPr>
     </w:lvl>
     <w:lvl w:ilvl="8">
-      <w:start w:val="29"/>
+      <w:start w:val="26"/>
       <w:numFmt w:val="decimal"/>
       <w:lvlText w:val="%9."/>
       <w:lvlJc w:val="left"/>
@@ -6568,11 +6496,11 @@
       </w:pPr>
     </w:lvl>
   </w:abstractNum>
-  <w:abstractNum w:abstractNumId="994131">
-    <w:nsid w:val="A994131"/>
+  <w:abstractNum w:abstractNumId="994130">
+    <w:nsid w:val="A994130"/>
     <w:multiLevelType w:val="multilevel"/>
     <w:lvl w:ilvl="0">
-      <w:start w:val="31"/>
+      <w:start w:val="30"/>
       <w:numFmt w:val="decimal"/>
       <w:lvlText w:val="%1."/>
       <w:lvlJc w:val="left"/>
@@ -6581,7 +6509,7 @@
       </w:pPr>
     </w:lvl>
     <w:lvl w:ilvl="1">
-      <w:start w:val="31"/>
+      <w:start w:val="30"/>
       <w:numFmt w:val="decimal"/>
       <w:lvlText w:val="%2."/>
       <w:lvlJc w:val="left"/>
@@ -6590,7 +6518,7 @@
       </w:pPr>
     </w:lvl>
     <w:lvl w:ilvl="2">
-      <w:start w:val="31"/>
+      <w:start w:val="30"/>
       <w:numFmt w:val="decimal"/>
       <w:lvlText w:val="%3."/>
       <w:lvlJc w:val="left"/>
@@ -6599,7 +6527,7 @@
       </w:pPr>
     </w:lvl>
     <w:lvl w:ilvl="3">
-      <w:start w:val="31"/>
+      <w:start w:val="30"/>
       <w:numFmt w:val="decimal"/>
       <w:lvlText w:val="%4."/>
       <w:lvlJc w:val="left"/>
@@ -6608,7 +6536,7 @@
       </w:pPr>
     </w:lvl>
     <w:lvl w:ilvl="4">
-      <w:start w:val="31"/>
+      <w:start w:val="30"/>
       <w:numFmt w:val="decimal"/>
       <w:lvlText w:val="%5."/>
       <w:lvlJc w:val="left"/>
@@ -6617,7 +6545,7 @@
       </w:pPr>
     </w:lvl>
     <w:lvl w:ilvl="5">
-      <w:start w:val="31"/>
+      <w:start w:val="30"/>
       <w:numFmt w:val="decimal"/>
       <w:lvlText w:val="%6."/>
       <w:lvlJc w:val="left"/>
@@ -6626,7 +6554,7 @@
       </w:pPr>
     </w:lvl>
     <w:lvl w:ilvl="6">
-      <w:start w:val="31"/>
+      <w:start w:val="30"/>
       <w:numFmt w:val="decimal"/>
       <w:lvlText w:val="%7."/>
       <w:lvlJc w:val="left"/>
@@ -6635,7 +6563,7 @@
       </w:pPr>
     </w:lvl>
     <w:lvl w:ilvl="7">
-      <w:start w:val="31"/>
+      <w:start w:val="30"/>
       <w:numFmt w:val="decimal"/>
       <w:lvlText w:val="%8."/>
       <w:lvlJc w:val="left"/>
@@ -6644,7 +6572,7 @@
       </w:pPr>
     </w:lvl>
     <w:lvl w:ilvl="8">
-      <w:start w:val="31"/>
+      <w:start w:val="30"/>
       <w:numFmt w:val="decimal"/>
       <w:lvlText w:val="%9."/>
       <w:lvlJc w:val="left"/>
@@ -6908,11 +6836,11 @@
       </w:pPr>
     </w:lvl>
   </w:abstractNum>
-  <w:abstractNum w:abstractNumId="994137">
-    <w:nsid w:val="A994137"/>
+  <w:abstractNum w:abstractNumId="994135">
+    <w:nsid w:val="A994135"/>
     <w:multiLevelType w:val="multilevel"/>
     <w:lvl w:ilvl="0">
-      <w:start w:val="37"/>
+      <w:start w:val="35"/>
       <w:numFmt w:val="decimal"/>
       <w:lvlText w:val="%1."/>
       <w:lvlJc w:val="left"/>
@@ -6921,7 +6849,7 @@
       </w:pPr>
     </w:lvl>
     <w:lvl w:ilvl="1">
-      <w:start w:val="37"/>
+      <w:start w:val="35"/>
       <w:numFmt w:val="decimal"/>
       <w:lvlText w:val="%2."/>
       <w:lvlJc w:val="left"/>
@@ -6930,7 +6858,7 @@
       </w:pPr>
     </w:lvl>
     <w:lvl w:ilvl="2">
-      <w:start w:val="37"/>
+      <w:start w:val="35"/>
       <w:numFmt w:val="decimal"/>
       <w:lvlText w:val="%3."/>
       <w:lvlJc w:val="left"/>
@@ -6939,7 +6867,7 @@
       </w:pPr>
     </w:lvl>
     <w:lvl w:ilvl="3">
-      <w:start w:val="37"/>
+      <w:start w:val="35"/>
       <w:numFmt w:val="decimal"/>
       <w:lvlText w:val="%4."/>
       <w:lvlJc w:val="left"/>
@@ -6948,7 +6876,7 @@
       </w:pPr>
     </w:lvl>
     <w:lvl w:ilvl="4">
-      <w:start w:val="37"/>
+      <w:start w:val="35"/>
       <w:numFmt w:val="decimal"/>
       <w:lvlText w:val="%5."/>
       <w:lvlJc w:val="left"/>
@@ -6957,7 +6885,7 @@
       </w:pPr>
     </w:lvl>
     <w:lvl w:ilvl="5">
-      <w:start w:val="37"/>
+      <w:start w:val="35"/>
       <w:numFmt w:val="decimal"/>
       <w:lvlText w:val="%6."/>
       <w:lvlJc w:val="left"/>
@@ -6966,7 +6894,7 @@
       </w:pPr>
     </w:lvl>
     <w:lvl w:ilvl="6">
-      <w:start w:val="37"/>
+      <w:start w:val="35"/>
       <w:numFmt w:val="decimal"/>
       <w:lvlText w:val="%7."/>
       <w:lvlJc w:val="left"/>
@@ -6975,7 +6903,7 @@
       </w:pPr>
     </w:lvl>
     <w:lvl w:ilvl="7">
-      <w:start w:val="37"/>
+      <w:start w:val="35"/>
       <w:numFmt w:val="decimal"/>
       <w:lvlText w:val="%8."/>
       <w:lvlJc w:val="left"/>
@@ -6984,7 +6912,92 @@
       </w:pPr>
     </w:lvl>
     <w:lvl w:ilvl="8">
-      <w:start w:val="37"/>
+      <w:start w:val="35"/>
+      <w:numFmt w:val="decimal"/>
+      <w:lvlText w:val="%9."/>
+      <w:lvlJc w:val="left"/>
+      <w:pPr>
+        <w:ind w:left="6480" w:hanging="480"/>
+      </w:pPr>
+    </w:lvl>
+  </w:abstractNum>
+  <w:abstractNum w:abstractNumId="994138">
+    <w:nsid w:val="A994138"/>
+    <w:multiLevelType w:val="multilevel"/>
+    <w:lvl w:ilvl="0">
+      <w:start w:val="38"/>
+      <w:numFmt w:val="decimal"/>
+      <w:lvlText w:val="%1."/>
+      <w:lvlJc w:val="left"/>
+      <w:pPr>
+        <w:ind w:left="720" w:hanging="480"/>
+      </w:pPr>
+    </w:lvl>
+    <w:lvl w:ilvl="1">
+      <w:start w:val="38"/>
+      <w:numFmt w:val="decimal"/>
+      <w:lvlText w:val="%2."/>
+      <w:lvlJc w:val="left"/>
+      <w:pPr>
+        <w:ind w:left="1440" w:hanging="480"/>
+      </w:pPr>
+    </w:lvl>
+    <w:lvl w:ilvl="2">
+      <w:start w:val="38"/>
+      <w:numFmt w:val="decimal"/>
+      <w:lvlText w:val="%3."/>
+      <w:lvlJc w:val="left"/>
+      <w:pPr>
+        <w:ind w:left="2160" w:hanging="480"/>
+      </w:pPr>
+    </w:lvl>
+    <w:lvl w:ilvl="3">
+      <w:start w:val="38"/>
+      <w:numFmt w:val="decimal"/>
+      <w:lvlText w:val="%4."/>
+      <w:lvlJc w:val="left"/>
+      <w:pPr>
+        <w:ind w:left="2880" w:hanging="480"/>
+      </w:pPr>
+    </w:lvl>
+    <w:lvl w:ilvl="4">
+      <w:start w:val="38"/>
+      <w:numFmt w:val="decimal"/>
+      <w:lvlText w:val="%5."/>
+      <w:lvlJc w:val="left"/>
+      <w:pPr>
+        <w:ind w:left="3600" w:hanging="480"/>
+      </w:pPr>
+    </w:lvl>
+    <w:lvl w:ilvl="5">
+      <w:start w:val="38"/>
+      <w:numFmt w:val="decimal"/>
+      <w:lvlText w:val="%6."/>
+      <w:lvlJc w:val="left"/>
+      <w:pPr>
+        <w:ind w:left="4320" w:hanging="480"/>
+      </w:pPr>
+    </w:lvl>
+    <w:lvl w:ilvl="6">
+      <w:start w:val="38"/>
+      <w:numFmt w:val="decimal"/>
+      <w:lvlText w:val="%7."/>
+      <w:lvlJc w:val="left"/>
+      <w:pPr>
+        <w:ind w:left="5040" w:hanging="480"/>
+      </w:pPr>
+    </w:lvl>
+    <w:lvl w:ilvl="7">
+      <w:start w:val="38"/>
+      <w:numFmt w:val="decimal"/>
+      <w:lvlText w:val="%8."/>
+      <w:lvlJc w:val="left"/>
+      <w:pPr>
+        <w:ind w:left="5760" w:hanging="480"/>
+      </w:pPr>
+    </w:lvl>
+    <w:lvl w:ilvl="8">
+      <w:start w:val="38"/>
       <w:numFmt w:val="decimal"/>
       <w:lvlText w:val="%9."/>
       <w:lvlJc w:val="left"/>
@@ -7105,36 +7118,6 @@
     </w:lvlOverride>
   </w:num>
   <w:num w:numId="1010">
-    <w:abstractNumId w:val="99419"/>
-    <w:lvlOverride w:ilvl="0">
-      <w:startOverride w:val="9"/>
-    </w:lvlOverride>
-    <w:lvlOverride w:ilvl="1">
-      <w:startOverride w:val="9"/>
-    </w:lvlOverride>
-    <w:lvlOverride w:ilvl="2">
-      <w:startOverride w:val="9"/>
-    </w:lvlOverride>
-    <w:lvlOverride w:ilvl="3">
-      <w:startOverride w:val="9"/>
-    </w:lvlOverride>
-    <w:lvlOverride w:ilvl="4">
-      <w:startOverride w:val="9"/>
-    </w:lvlOverride>
-    <w:lvlOverride w:ilvl="5">
-      <w:startOverride w:val="9"/>
-    </w:lvlOverride>
-    <w:lvlOverride w:ilvl="6">
-      <w:startOverride w:val="9"/>
-    </w:lvlOverride>
-    <w:lvlOverride w:ilvl="7">
-      <w:startOverride w:val="9"/>
-    </w:lvlOverride>
-    <w:lvlOverride w:ilvl="8">
-      <w:startOverride w:val="9"/>
-    </w:lvlOverride>
-  </w:num>
-  <w:num w:numId="1011">
     <w:abstractNumId w:val="994110"/>
     <w:lvlOverride w:ilvl="0">
       <w:startOverride w:val="10"/>
@@ -7164,127 +7147,127 @@
       <w:startOverride w:val="10"/>
     </w:lvlOverride>
   </w:num>
+  <w:num w:numId="1011">
+    <w:abstractNumId w:val="994111"/>
+    <w:lvlOverride w:ilvl="0">
+      <w:startOverride w:val="11"/>
+    </w:lvlOverride>
+    <w:lvlOverride w:ilvl="1">
+      <w:startOverride w:val="11"/>
+    </w:lvlOverride>
+    <w:lvlOverride w:ilvl="2">
+      <w:startOverride w:val="11"/>
+    </w:lvlOverride>
+    <w:lvlOverride w:ilvl="3">
+      <w:startOverride w:val="11"/>
+    </w:lvlOverride>
+    <w:lvlOverride w:ilvl="4">
+      <w:startOverride w:val="11"/>
+    </w:lvlOverride>
+    <w:lvlOverride w:ilvl="5">
+      <w:startOverride w:val="11"/>
+    </w:lvlOverride>
+    <w:lvlOverride w:ilvl="6">
+      <w:startOverride w:val="11"/>
+    </w:lvlOverride>
+    <w:lvlOverride w:ilvl="7">
+      <w:startOverride w:val="11"/>
+    </w:lvlOverride>
+    <w:lvlOverride w:ilvl="8">
+      <w:startOverride w:val="11"/>
+    </w:lvlOverride>
+  </w:num>
   <w:num w:numId="1012">
-    <w:abstractNumId w:val="994122"/>
+    <w:abstractNumId w:val="994123"/>
     <w:lvlOverride w:ilvl="0">
-      <w:startOverride w:val="22"/>
+      <w:startOverride w:val="23"/>
     </w:lvlOverride>
     <w:lvlOverride w:ilvl="1">
-      <w:startOverride w:val="22"/>
+      <w:startOverride w:val="23"/>
     </w:lvlOverride>
     <w:lvlOverride w:ilvl="2">
-      <w:startOverride w:val="22"/>
+      <w:startOverride w:val="23"/>
     </w:lvlOverride>
     <w:lvlOverride w:ilvl="3">
-      <w:startOverride w:val="22"/>
+      <w:startOverride w:val="23"/>
     </w:lvlOverride>
     <w:lvlOverride w:ilvl="4">
-      <w:startOverride w:val="22"/>
+      <w:startOverride w:val="23"/>
     </w:lvlOverride>
     <w:lvlOverride w:ilvl="5">
-      <w:startOverride w:val="22"/>
+      <w:startOverride w:val="23"/>
     </w:lvlOverride>
     <w:lvlOverride w:ilvl="6">
-      <w:startOverride w:val="22"/>
+      <w:startOverride w:val="23"/>
     </w:lvlOverride>
     <w:lvlOverride w:ilvl="7">
-      <w:startOverride w:val="22"/>
+      <w:startOverride w:val="23"/>
     </w:lvlOverride>
     <w:lvlOverride w:ilvl="8">
-      <w:startOverride w:val="22"/>
+      <w:startOverride w:val="23"/>
     </w:lvlOverride>
   </w:num>
   <w:num w:numId="1013">
-    <w:abstractNumId w:val="994125"/>
+    <w:abstractNumId w:val="994126"/>
     <w:lvlOverride w:ilvl="0">
-      <w:startOverride w:val="25"/>
+      <w:startOverride w:val="26"/>
     </w:lvlOverride>
     <w:lvlOverride w:ilvl="1">
-      <w:startOverride w:val="25"/>
+      <w:startOverride w:val="26"/>
     </w:lvlOverride>
     <w:lvlOverride w:ilvl="2">
-      <w:startOverride w:val="25"/>
+      <w:startOverride w:val="26"/>
     </w:lvlOverride>
     <w:lvlOverride w:ilvl="3">
-      <w:startOverride w:val="25"/>
+      <w:startOverride w:val="26"/>
     </w:lvlOverride>
     <w:lvlOverride w:ilvl="4">
-      <w:startOverride w:val="25"/>
+      <w:startOverride w:val="26"/>
     </w:lvlOverride>
     <w:lvlOverride w:ilvl="5">
-      <w:startOverride w:val="25"/>
+      <w:startOverride w:val="26"/>
     </w:lvlOverride>
     <w:lvlOverride w:ilvl="6">
-      <w:startOverride w:val="25"/>
+      <w:startOverride w:val="26"/>
     </w:lvlOverride>
     <w:lvlOverride w:ilvl="7">
-      <w:startOverride w:val="25"/>
+      <w:startOverride w:val="26"/>
     </w:lvlOverride>
     <w:lvlOverride w:ilvl="8">
-      <w:startOverride w:val="25"/>
+      <w:startOverride w:val="26"/>
     </w:lvlOverride>
   </w:num>
   <w:num w:numId="1014">
-    <w:abstractNumId w:val="994129"/>
+    <w:abstractNumId w:val="994130"/>
     <w:lvlOverride w:ilvl="0">
-      <w:startOverride w:val="29"/>
+      <w:startOverride w:val="30"/>
     </w:lvlOverride>
     <w:lvlOverride w:ilvl="1">
-      <w:startOverride w:val="29"/>
+      <w:startOverride w:val="30"/>
     </w:lvlOverride>
     <w:lvlOverride w:ilvl="2">
-      <w:startOverride w:val="29"/>
+      <w:startOverride w:val="30"/>
     </w:lvlOverride>
     <w:lvlOverride w:ilvl="3">
-      <w:startOverride w:val="29"/>
+      <w:startOverride w:val="30"/>
     </w:lvlOverride>
     <w:lvlOverride w:ilvl="4">
-      <w:startOverride w:val="29"/>
+      <w:startOverride w:val="30"/>
     </w:lvlOverride>
     <w:lvlOverride w:ilvl="5">
-      <w:startOverride w:val="29"/>
+      <w:startOverride w:val="30"/>
     </w:lvlOverride>
     <w:lvlOverride w:ilvl="6">
-      <w:startOverride w:val="29"/>
+      <w:startOverride w:val="30"/>
     </w:lvlOverride>
     <w:lvlOverride w:ilvl="7">
-      <w:startOverride w:val="29"/>
+      <w:startOverride w:val="30"/>
     </w:lvlOverride>
     <w:lvlOverride w:ilvl="8">
-      <w:startOverride w:val="29"/>
+      <w:startOverride w:val="30"/>
     </w:lvlOverride>
   </w:num>
   <w:num w:numId="1015">
-    <w:abstractNumId w:val="994131"/>
-    <w:lvlOverride w:ilvl="0">
-      <w:startOverride w:val="31"/>
-    </w:lvlOverride>
-    <w:lvlOverride w:ilvl="1">
-      <w:startOverride w:val="31"/>
-    </w:lvlOverride>
-    <w:lvlOverride w:ilvl="2">
-      <w:startOverride w:val="31"/>
-    </w:lvlOverride>
-    <w:lvlOverride w:ilvl="3">
-      <w:startOverride w:val="31"/>
-    </w:lvlOverride>
-    <w:lvlOverride w:ilvl="4">
-      <w:startOverride w:val="31"/>
-    </w:lvlOverride>
-    <w:lvlOverride w:ilvl="5">
-      <w:startOverride w:val="31"/>
-    </w:lvlOverride>
-    <w:lvlOverride w:ilvl="6">
-      <w:startOverride w:val="31"/>
-    </w:lvlOverride>
-    <w:lvlOverride w:ilvl="7">
-      <w:startOverride w:val="31"/>
-    </w:lvlOverride>
-    <w:lvlOverride w:ilvl="8">
-      <w:startOverride w:val="31"/>
-    </w:lvlOverride>
-  </w:num>
-  <w:num w:numId="1016">
     <w:abstractNumId w:val="994132"/>
     <w:lvlOverride w:ilvl="0">
       <w:startOverride w:val="32"/>
@@ -7314,7 +7297,7 @@
       <w:startOverride w:val="32"/>
     </w:lvlOverride>
   </w:num>
-  <w:num w:numId="1017">
+  <w:num w:numId="1016">
     <w:abstractNumId w:val="994133"/>
     <w:lvlOverride w:ilvl="0">
       <w:startOverride w:val="33"/>
@@ -7344,7 +7327,7 @@
       <w:startOverride w:val="33"/>
     </w:lvlOverride>
   </w:num>
-  <w:num w:numId="1018">
+  <w:num w:numId="1017">
     <w:abstractNumId w:val="994134"/>
     <w:lvlOverride w:ilvl="0">
       <w:startOverride w:val="34"/>
@@ -7374,34 +7357,64 @@
       <w:startOverride w:val="34"/>
     </w:lvlOverride>
   </w:num>
+  <w:num w:numId="1018">
+    <w:abstractNumId w:val="994135"/>
+    <w:lvlOverride w:ilvl="0">
+      <w:startOverride w:val="35"/>
+    </w:lvlOverride>
+    <w:lvlOverride w:ilvl="1">
+      <w:startOverride w:val="35"/>
+    </w:lvlOverride>
+    <w:lvlOverride w:ilvl="2">
+      <w:startOverride w:val="35"/>
+    </w:lvlOverride>
+    <w:lvlOverride w:ilvl="3">
+      <w:startOverride w:val="35"/>
+    </w:lvlOverride>
+    <w:lvlOverride w:ilvl="4">
+      <w:startOverride w:val="35"/>
+    </w:lvlOverride>
+    <w:lvlOverride w:ilvl="5">
+      <w:startOverride w:val="35"/>
+    </w:lvlOverride>
+    <w:lvlOverride w:ilvl="6">
+      <w:startOverride w:val="35"/>
+    </w:lvlOverride>
+    <w:lvlOverride w:ilvl="7">
+      <w:startOverride w:val="35"/>
+    </w:lvlOverride>
+    <w:lvlOverride w:ilvl="8">
+      <w:startOverride w:val="35"/>
+    </w:lvlOverride>
+  </w:num>
   <w:num w:numId="1019">
-    <w:abstractNumId w:val="994137"/>
+    <w:abstractNumId w:val="994138"/>
     <w:lvlOverride w:ilvl="0">
-      <w:startOverride w:val="37"/>
+      <w:startOverride w:val="38"/>
     </w:lvlOverride>
     <w:lvlOverride w:ilvl="1">
-      <w:startOverride w:val="37"/>
+      <w:startOverride w:val="38"/>
     </w:lvlOverride>
     <w:lvlOverride w:ilvl="2">
-      <w:startOverride w:val="37"/>
+      <w:startOverride w:val="38"/>
     </w:lvlOverride>
     <w:lvlOverride w:ilvl="3">
-      <w:startOverride w:val="37"/>
+      <w:startOverride w:val="38"/>
     </w:lvlOverride>
     <w:lvlOverride w:ilvl="4">
-      <w:startOverride w:val="37"/>
+      <w:startOverride w:val="38"/>
     </w:lvlOverride>
     <w:lvlOverride w:ilvl="5">
-      <w:startOverride w:val="37"/>
+      <w:startOverride w:val="38"/>
     </w:lvlOverride>
     <w:lvlOverride w:ilvl="6">
-      <w:startOverride w:val="37"/>
+      <w:startOverride w:val="38"/>
     </w:lvlOverride>
     <w:lvlOverride w:ilvl="7">
-      <w:startOverride w:val="37"/>
+      <w:startOverride w:val="38"/>
     </w:lvlOverride>
     <w:lvlOverride w:ilvl="8">
-      <w:startOverride w:val="37"/>
+      <w:startOverride w:val="38"/>
     </w:lvlOverride>
   </w:num>
 </w:numbering>

--- a/themes/theme-5/theme 5 draft (pravka).docx
+++ b/themes/theme-5/theme 5 draft (pravka).docx
@@ -4696,27 +4696,30 @@
         <w:pStyle w:val="BodyText"/>
       </w:pPr>
       <w:r>
-        <w:t xml:space="preserve">4.</w:t>
-      </w:r>
-      <w:r>
-        <w:t xml:space="preserve"> </w:t>
-      </w:r>
-      <w:hyperlink r:id="rId23">
-        <w:r>
-          <w:rPr>
-            <w:rStyle w:val="Hyperlink"/>
-            <w:u w:val="single"/>
-            <w:bCs/>
-            <w:b/>
-          </w:rPr>
-          <w:t xml:space="preserve">РЛС. Бензоила пероксид</w:t>
-        </w:r>
-      </w:hyperlink>
-      <w:r>
-        <w:t xml:space="preserve"> </w:t>
-      </w:r>
-      <w:r>
-        <w:t xml:space="preserve">— формулировка «только в случае крайней необходимости» и категория FDA C для этого вещества.</w:t>
+        <w:t xml:space="preserve">4. РЛС. </w:t>
+      </w:r>
+      <w:r>
+        <w:rPr>
+          <w:strike/>
+          <w:color w:val="C00000"/>
+        </w:rPr>
+        <w:t>Бензоила пероксид — формулировка «только в случае крайней необходимости»</w:t>
+      </w:r>
+      <w:r>
+        <w:t>Бензоила пероксид — формулировка «только в случае крайней необходимости».</w:t>
+      </w:r>
+      <w:r>
+        <w:t xml:space="preserve"> </w:t>
+      </w:r>
+      <w:r>
+        <w:rPr>
+          <w:strike/>
+          <w:color w:val="C00000"/>
+        </w:rPr>
+        <w:t>и категория FDA C для этого вещества.</w:t>
+      </w:r>
+      <w:r>
+        <w:t>Буквенную категорию FDA, которую РЛС приводит рядом, глава как довод не использует: в США эти категории с 2015 года отменены (Тема 7, раздел 7.1).</w:t>
       </w:r>
     </w:p>
     <w:p>
@@ -5435,7 +5438,7 @@
           <w:iCs/>
           <w:i/>
         </w:rPr>
-        <w:t xml:space="preserve">Листок от 01.07.2024. Прежний источник — монография UKTIS «Use of tretinoin in pregnancy» — 20.10.2026 недоступна: сайт UKTIS перенесён; выводы те же.</w:t>
+        <w:t xml:space="preserve">Листок от 01.07.2024. Прежний источник — монография UKTIS «Use of tretinoin in pregnancy» (версия 3, апрель 2023): в открытом резюме о том, сколько вещества всасывается через кожу, прямо не сказано, полный текст доступен после входа; утверждение сверено по этому листку.</w:t>
       </w:r>
     </w:p>
     <w:p>
